--- a/пояснительная записка chinese.docx
+++ b/пояснительная записка chinese.docx
@@ -1,19 +1,20 @@
 
 <file path=word/document.xml><?xml version="1.0" encoding="utf-8"?>
-<w:document xmlns:wpc="http://schemas.microsoft.com/office/word/2010/wordprocessingCanvas" xmlns:cx="http://schemas.microsoft.com/office/drawing/2014/chartex" xmlns:cx1="http://schemas.microsoft.com/office/drawing/2015/9/8/chartex" xmlns:cx2="http://schemas.microsoft.com/office/drawing/2015/10/21/chartex" xmlns:cx3="http://schemas.microsoft.com/office/drawing/2016/5/9/chartex" xmlns:cx4="http://schemas.microsoft.com/office/drawing/2016/5/10/chartex" xmlns:cx5="http://schemas.microsoft.com/office/drawing/2016/5/11/chartex" xmlns:cx6="http://schemas.microsoft.com/office/drawing/2016/5/12/chartex" xmlns:cx7="http://schemas.microsoft.com/office/drawing/2016/5/13/chartex" xmlns:cx8="http://schemas.microsoft.com/office/drawing/2016/5/14/chartex" xmlns:mc="http://schemas.openxmlformats.org/markup-compatibility/2006" xmlns:aink="http://schemas.microsoft.com/office/drawing/2016/ink" xmlns:am3d="http://schemas.microsoft.com/office/drawing/2017/model3d" xmlns:o="urn:schemas-microsoft-com:office:office" xmlns:oel="http://schemas.microsoft.com/office/2019/extlst" xmlns:r="http://schemas.openxmlformats.org/officeDocument/2006/relationships" xmlns:m="http://schemas.openxmlformats.org/officeDocument/2006/math" xmlns:v="urn:schemas-microsoft-com:vml" xmlns:wp14="http://schemas.microsoft.com/office/word/2010/wordprocessingDrawing" xmlns:wp="http://schemas.openxmlformats.org/drawingml/2006/wordprocessingDrawing" xmlns:w10="urn:schemas-microsoft-com:office:word" xmlns:w="http://schemas.openxmlformats.org/wordprocessingml/2006/main" xmlns:w14="http://schemas.microsoft.com/office/word/2010/wordml" xmlns:w15="http://schemas.microsoft.com/office/word/2012/wordml" xmlns:w16cex="http://schemas.microsoft.com/office/word/2018/wordml/cex" xmlns:w16cid="http://schemas.microsoft.com/office/word/2016/wordml/cid" xmlns:w16="http://schemas.microsoft.com/office/word/2018/wordml" xmlns:w16du="http://schemas.microsoft.com/office/word/2023/wordml/word16du" xmlns:w16sdtdh="http://schemas.microsoft.com/office/word/2020/wordml/sdtdatahash" xmlns:w16sdtfl="http://schemas.microsoft.com/office/word/2024/wordml/sdtformatlock" xmlns:w16se="http://schemas.microsoft.com/office/word/2015/wordml/symex" xmlns:wpg="http://schemas.microsoft.com/office/word/2010/wordprocessingGroup" xmlns:wpi="http://schemas.microsoft.com/office/word/2010/wordprocessingInk" xmlns:wne="http://schemas.microsoft.com/office/word/2006/wordml" xmlns:wps="http://schemas.microsoft.com/office/word/2010/wordprocessingShape" mc:Ignorable="w14 w15 w16se w16cid w16 w16cex w16sdtdh w16sdtfl w16du wp14">
+<w:document xmlns:o="urn:schemas-microsoft-com:office:office" xmlns:r="http://schemas.openxmlformats.org/officeDocument/2006/relationships" xmlns:v="urn:schemas-microsoft-com:vml" xmlns:w="http://schemas.openxmlformats.org/wordprocessingml/2006/main" xmlns:w10="urn:schemas-microsoft-com:office:word" xmlns:wp="http://schemas.openxmlformats.org/drawingml/2006/wordprocessingDrawing" xmlns:wps="http://schemas.microsoft.com/office/word/2010/wordprocessingShape" xmlns:wpg="http://schemas.microsoft.com/office/word/2010/wordprocessingGroup" xmlns:mc="http://schemas.openxmlformats.org/markup-compatibility/2006" xmlns:wp14="http://schemas.microsoft.com/office/word/2010/wordprocessingDrawing" xmlns:w14="http://schemas.microsoft.com/office/word/2010/wordml" mc:Ignorable="w14 wp14">
   <w:body>
     <w:p>
       <w:pPr>
-        <w:rPr>
-          <w:rFonts w:ascii="Times New Roman" w:eastAsia="Times New Roman" w:hAnsi="Times New Roman" w:cs="Times New Roman"/>
-          <w:color w:val="000000" w:themeColor="text1"/>
-          <w:sz w:val="28"/>
-          <w:szCs w:val="28"/>
-        </w:rPr>
-      </w:pPr>
-      <w:r>
-        <w:rPr>
-          <w:rFonts w:ascii="Times New Roman" w:eastAsia="Times New Roman" w:hAnsi="Times New Roman" w:cs="Times New Roman"/>
+        <w:pStyle w:val="Normal"/>
+        <w:rPr>
+          <w:rFonts w:ascii="Times New Roman" w:hAnsi="Times New Roman" w:eastAsia="Times New Roman" w:cs="Times New Roman"/>
+          <w:color w:val="000000" w:themeColor="text1"/>
+          <w:sz w:val="28"/>
+          <w:szCs w:val="28"/>
+        </w:rPr>
+      </w:pPr>
+      <w:r>
+        <w:rPr>
+          <w:rFonts w:eastAsia="Times New Roman" w:cs="Times New Roman" w:ascii="Times New Roman" w:hAnsi="Times New Roman"/>
           <w:b/>
           <w:bCs/>
           <w:color w:val="000000" w:themeColor="text1"/>
@@ -21,52 +22,55 @@
           <w:szCs w:val="28"/>
         </w:rPr>
         <w:t>Название проекта</w:t>
-      </w:r>
-      <w:r>
-        <w:rPr>
-          <w:rFonts w:ascii="Times New Roman" w:eastAsia="Times New Roman" w:hAnsi="Times New Roman" w:cs="Times New Roman"/>
+        <w:br/>
+      </w:r>
+      <w:r>
+        <w:rPr>
+          <w:rFonts w:eastAsia="Times New Roman" w:cs="Times New Roman" w:ascii="Times New Roman" w:hAnsi="Times New Roman"/>
+          <w:color w:val="000000" w:themeColor="text1"/>
+          <w:sz w:val="28"/>
+          <w:szCs w:val="28"/>
+        </w:rPr>
+        <w:t>Тренажер по китайскому языку</w:t>
+      </w:r>
+    </w:p>
+    <w:p>
+      <w:pPr>
+        <w:pStyle w:val="Normal"/>
+        <w:rPr>
+          <w:rFonts w:ascii="Times New Roman" w:hAnsi="Times New Roman" w:eastAsia="Times New Roman" w:cs="Times New Roman"/>
+          <w:b/>
           <w:b/>
           <w:bCs/>
           <w:color w:val="000000" w:themeColor="text1"/>
           <w:sz w:val="28"/>
           <w:szCs w:val="28"/>
         </w:rPr>
-        <w:br/>
-      </w:r>
-      <w:r>
-        <w:rPr>
-          <w:rFonts w:ascii="Times New Roman" w:eastAsia="Times New Roman" w:hAnsi="Times New Roman" w:cs="Times New Roman"/>
-          <w:color w:val="000000" w:themeColor="text1"/>
-          <w:sz w:val="28"/>
-          <w:szCs w:val="28"/>
-        </w:rPr>
-        <w:t>Тренажер по китайскому языку</w:t>
-      </w:r>
-    </w:p>
-    <w:p>
-      <w:pPr>
-        <w:rPr>
-          <w:rFonts w:ascii="Times New Roman" w:eastAsia="Times New Roman" w:hAnsi="Times New Roman" w:cs="Times New Roman"/>
+      </w:pPr>
+      <w:r>
+        <w:rPr>
+          <w:rFonts w:eastAsia="Times New Roman" w:cs="Times New Roman" w:ascii="Times New Roman" w:hAnsi="Times New Roman"/>
           <w:b/>
           <w:bCs/>
           <w:color w:val="000000" w:themeColor="text1"/>
           <w:sz w:val="28"/>
           <w:szCs w:val="28"/>
         </w:rPr>
-      </w:pPr>
-    </w:p>
-    <w:p>
-      <w:pPr>
-        <w:rPr>
-          <w:rFonts w:ascii="Times New Roman" w:eastAsia="Times New Roman" w:hAnsi="Times New Roman" w:cs="Times New Roman"/>
-          <w:color w:val="000000" w:themeColor="text1"/>
-          <w:sz w:val="28"/>
-          <w:szCs w:val="28"/>
-        </w:rPr>
-      </w:pPr>
-      <w:r>
-        <w:rPr>
-          <w:rFonts w:ascii="Times New Roman" w:eastAsia="Times New Roman" w:hAnsi="Times New Roman" w:cs="Times New Roman"/>
+      </w:r>
+    </w:p>
+    <w:p>
+      <w:pPr>
+        <w:pStyle w:val="Normal"/>
+        <w:rPr>
+          <w:rFonts w:ascii="Times New Roman" w:hAnsi="Times New Roman" w:eastAsia="Times New Roman" w:cs="Times New Roman"/>
+          <w:color w:val="000000" w:themeColor="text1"/>
+          <w:sz w:val="28"/>
+          <w:szCs w:val="28"/>
+        </w:rPr>
+      </w:pPr>
+      <w:r>
+        <w:rPr>
+          <w:rFonts w:eastAsia="Times New Roman" w:cs="Times New Roman" w:ascii="Times New Roman" w:hAnsi="Times New Roman"/>
           <w:b/>
           <w:bCs/>
           <w:color w:val="000000" w:themeColor="text1"/>
@@ -74,63 +78,55 @@
           <w:szCs w:val="28"/>
         </w:rPr>
         <w:t>Авторы проекта</w:t>
-      </w:r>
-      <w:r>
-        <w:rPr>
-          <w:rFonts w:ascii="Times New Roman" w:eastAsia="Times New Roman" w:hAnsi="Times New Roman" w:cs="Times New Roman"/>
+        <w:br/>
+      </w:r>
+      <w:r>
+        <w:rPr>
+          <w:rFonts w:eastAsia="Times New Roman" w:cs="Times New Roman" w:ascii="Times New Roman" w:hAnsi="Times New Roman"/>
+          <w:color w:val="000000" w:themeColor="text1"/>
+          <w:sz w:val="28"/>
+          <w:szCs w:val="28"/>
+        </w:rPr>
+        <w:t>Ташкараев Руслан, Савельев Максим</w:t>
+      </w:r>
+    </w:p>
+    <w:p>
+      <w:pPr>
+        <w:pStyle w:val="Normal"/>
+        <w:rPr>
+          <w:rFonts w:ascii="Times New Roman" w:hAnsi="Times New Roman" w:eastAsia="Times New Roman" w:cs="Times New Roman"/>
+          <w:b/>
           <w:b/>
           <w:bCs/>
           <w:color w:val="000000" w:themeColor="text1"/>
           <w:sz w:val="28"/>
           <w:szCs w:val="28"/>
         </w:rPr>
-        <w:br/>
-      </w:r>
-      <w:proofErr w:type="spellStart"/>
-      <w:r>
-        <w:rPr>
-          <w:rFonts w:ascii="Times New Roman" w:eastAsia="Times New Roman" w:hAnsi="Times New Roman" w:cs="Times New Roman"/>
-          <w:color w:val="000000" w:themeColor="text1"/>
-          <w:sz w:val="28"/>
-          <w:szCs w:val="28"/>
-        </w:rPr>
-        <w:t>Ташкараев</w:t>
-      </w:r>
-      <w:proofErr w:type="spellEnd"/>
-      <w:r>
-        <w:rPr>
-          <w:rFonts w:ascii="Times New Roman" w:eastAsia="Times New Roman" w:hAnsi="Times New Roman" w:cs="Times New Roman"/>
-          <w:color w:val="000000" w:themeColor="text1"/>
-          <w:sz w:val="28"/>
-          <w:szCs w:val="28"/>
-        </w:rPr>
-        <w:t xml:space="preserve"> Руслан, Савельев Максим</w:t>
-      </w:r>
-    </w:p>
-    <w:p>
-      <w:pPr>
-        <w:rPr>
-          <w:rFonts w:ascii="Times New Roman" w:eastAsia="Times New Roman" w:hAnsi="Times New Roman" w:cs="Times New Roman"/>
+      </w:pPr>
+      <w:r>
+        <w:rPr>
+          <w:rFonts w:eastAsia="Times New Roman" w:cs="Times New Roman" w:ascii="Times New Roman" w:hAnsi="Times New Roman"/>
           <w:b/>
           <w:bCs/>
           <w:color w:val="000000" w:themeColor="text1"/>
           <w:sz w:val="28"/>
           <w:szCs w:val="28"/>
         </w:rPr>
-      </w:pPr>
-    </w:p>
-    <w:p>
-      <w:pPr>
-        <w:rPr>
-          <w:rFonts w:ascii="Times New Roman" w:eastAsia="Times New Roman" w:hAnsi="Times New Roman" w:cs="Times New Roman"/>
-          <w:color w:val="000000" w:themeColor="text1"/>
-          <w:sz w:val="28"/>
-          <w:szCs w:val="28"/>
-        </w:rPr>
-      </w:pPr>
-      <w:r>
-        <w:rPr>
-          <w:rFonts w:ascii="Times New Roman" w:eastAsia="Times New Roman" w:hAnsi="Times New Roman" w:cs="Times New Roman"/>
+      </w:r>
+    </w:p>
+    <w:p>
+      <w:pPr>
+        <w:pStyle w:val="Normal"/>
+        <w:rPr>
+          <w:rFonts w:ascii="Times New Roman" w:hAnsi="Times New Roman" w:eastAsia="Times New Roman" w:cs="Times New Roman"/>
+          <w:color w:val="000000" w:themeColor="text1"/>
+          <w:sz w:val="28"/>
+          <w:szCs w:val="28"/>
+        </w:rPr>
+      </w:pPr>
+      <w:r>
+        <w:rPr>
+          <w:rFonts w:eastAsia="Times New Roman" w:cs="Times New Roman" w:ascii="Times New Roman" w:hAnsi="Times New Roman"/>
           <w:b/>
           <w:bCs/>
           <w:color w:val="000000" w:themeColor="text1"/>
@@ -138,302 +134,153 @@
           <w:szCs w:val="28"/>
         </w:rPr>
         <w:t>Описание идеи</w:t>
-      </w:r>
-      <w:r>
-        <w:rPr>
-          <w:rFonts w:ascii="Times New Roman" w:eastAsia="Times New Roman" w:hAnsi="Times New Roman" w:cs="Times New Roman"/>
+        <w:br/>
+      </w:r>
+      <w:r>
+        <w:rPr>
+          <w:rFonts w:eastAsia="Times New Roman" w:cs="Times New Roman" w:ascii="Times New Roman" w:hAnsi="Times New Roman"/>
+          <w:color w:val="000000" w:themeColor="text1"/>
+          <w:sz w:val="28"/>
+          <w:szCs w:val="28"/>
+        </w:rPr>
+        <w:t>Проект представляет собой веб-приложение для изучения китайского языка, в котором пользователи могут пополнять словарный запас, практиковать перевод слов и предложений, а также знакомиться с материалами по истории Китая. Основная цель — создать удобную интерактивную среду для самостоятельного изучения языка с отслеживанием прогресса.</w:t>
+      </w:r>
+    </w:p>
+    <w:p>
+      <w:pPr>
+        <w:pStyle w:val="Normal"/>
+        <w:rPr>
+          <w:rFonts w:ascii="Times New Roman" w:hAnsi="Times New Roman" w:eastAsia="Times New Roman" w:cs="Times New Roman"/>
+          <w:color w:val="000000" w:themeColor="text1"/>
+          <w:sz w:val="28"/>
+          <w:szCs w:val="28"/>
+        </w:rPr>
+      </w:pPr>
+      <w:r>
+        <w:rPr>
+          <w:rFonts w:eastAsia="Times New Roman" w:cs="Times New Roman" w:ascii="Times New Roman" w:hAnsi="Times New Roman"/>
+          <w:color w:val="000000" w:themeColor="text1"/>
+          <w:sz w:val="28"/>
+          <w:szCs w:val="28"/>
+        </w:rPr>
+        <w:t>Приложение включает три основных модуля: лексика (словарь, уроки, карточки), практика (упражнения на перевод) и исторические материалы. Пользователи регистрируются, авторизуются и могут сохранять свои результаты. Слова и предложения загружаются из собственных констант и при необходимости могут пополняться через загрузку файлов.</w:t>
+      </w:r>
+    </w:p>
+    <w:p>
+      <w:pPr>
+        <w:pStyle w:val="Normal"/>
+        <w:rPr>
+          <w:rFonts w:ascii="Times New Roman" w:hAnsi="Times New Roman" w:eastAsia="Times New Roman" w:cs="Times New Roman"/>
+          <w:color w:val="000000" w:themeColor="text1"/>
+          <w:sz w:val="28"/>
+          <w:szCs w:val="28"/>
+        </w:rPr>
+      </w:pPr>
+      <w:r>
+        <w:rPr>
+          <w:rFonts w:eastAsia="Times New Roman" w:cs="Times New Roman" w:ascii="Times New Roman" w:hAnsi="Times New Roman"/>
+          <w:color w:val="000000" w:themeColor="text1"/>
+          <w:sz w:val="28"/>
+          <w:szCs w:val="28"/>
+        </w:rPr>
+        <w:t>Описание реализации</w:t>
+        <w:br/>
+        <w:t>Приложение реализовано на Flask с использованием Flask-Login для управления пользователями и SQLAlchemy для работы с базой данных. Интерфейс построен на шаблонах Jinja2 и стилизован с помощью Bootstrap.</w:t>
+      </w:r>
+    </w:p>
+    <w:p>
+      <w:pPr>
+        <w:pStyle w:val="Normal"/>
+        <w:rPr>
+          <w:rFonts w:ascii="Times New Roman" w:hAnsi="Times New Roman" w:eastAsia="Times New Roman" w:cs="Times New Roman"/>
+          <w:color w:val="000000" w:themeColor="text1"/>
+          <w:sz w:val="28"/>
+          <w:szCs w:val="28"/>
+        </w:rPr>
+      </w:pPr>
+      <w:r>
+        <w:rPr>
+          <w:rFonts w:eastAsia="Times New Roman" w:cs="Times New Roman" w:ascii="Times New Roman" w:hAnsi="Times New Roman"/>
+          <w:color w:val="000000" w:themeColor="text1"/>
+          <w:sz w:val="28"/>
+          <w:szCs w:val="28"/>
+        </w:rPr>
+        <w:t>В разделе «Лексика» отображается список всех слов с иероглифами, пиньинем и переводом, а также тематические карточки с примерами использования. Раздел «Практика» включает два режима: тренировка слов (случайное слово → проверка перевода) и тренировка предложений (случайное предложение → проверка перевода). Проверка ответов выполняется через AJAX-запросы к API с нормализацией текста (приведение к нижнему регистру и удаление лишних пробелов).</w:t>
+      </w:r>
+    </w:p>
+    <w:p>
+      <w:pPr>
+        <w:pStyle w:val="Normal"/>
+        <w:rPr>
+          <w:rFonts w:ascii="Times New Roman" w:hAnsi="Times New Roman" w:eastAsia="Times New Roman" w:cs="Times New Roman"/>
+          <w:b/>
           <w:b/>
           <w:bCs/>
           <w:color w:val="000000" w:themeColor="text1"/>
           <w:sz w:val="28"/>
           <w:szCs w:val="28"/>
         </w:rPr>
-        <w:br/>
-      </w:r>
-      <w:r>
-        <w:rPr>
-          <w:rFonts w:ascii="Times New Roman" w:eastAsia="Times New Roman" w:hAnsi="Times New Roman" w:cs="Times New Roman"/>
-          <w:color w:val="000000" w:themeColor="text1"/>
-          <w:sz w:val="28"/>
-          <w:szCs w:val="28"/>
-        </w:rPr>
-        <w:t>Проект представляет собой веб-приложение для изучения китайского языка, в котором пользователи могут пополнять словарный запас, практиковать перевод слов и предложений, а также знакомиться с материалами по истории Китая. Основная цель — создать удобную интерактивную среду для самостоятельного изучения языка с отслеживанием прогресса.</w:t>
-      </w:r>
-    </w:p>
-    <w:p>
-      <w:pPr>
-        <w:rPr>
-          <w:rFonts w:ascii="Times New Roman" w:eastAsia="Times New Roman" w:hAnsi="Times New Roman" w:cs="Times New Roman"/>
-          <w:color w:val="000000" w:themeColor="text1"/>
-          <w:sz w:val="28"/>
-          <w:szCs w:val="28"/>
-        </w:rPr>
-      </w:pPr>
-      <w:r>
-        <w:rPr>
-          <w:rFonts w:ascii="Times New Roman" w:eastAsia="Times New Roman" w:hAnsi="Times New Roman" w:cs="Times New Roman"/>
-          <w:color w:val="000000" w:themeColor="text1"/>
-          <w:sz w:val="28"/>
-          <w:szCs w:val="28"/>
-        </w:rPr>
-        <w:t>Приложение включает три основных модуля: лексика (словарь, уроки, карточки), практика (упражнения на перевод) и исторические материалы. Пользователи регистрируются, авторизуются и могут сохранять свои результаты. Слова и предложения загружаются из собственных констант и при необходимости могут пополняться через загрузку файлов.</w:t>
-      </w:r>
-    </w:p>
-    <w:p>
-      <w:pPr>
-        <w:rPr>
-          <w:rFonts w:ascii="Times New Roman" w:eastAsia="Times New Roman" w:hAnsi="Times New Roman" w:cs="Times New Roman"/>
-          <w:color w:val="000000" w:themeColor="text1"/>
-          <w:sz w:val="28"/>
-          <w:szCs w:val="28"/>
-        </w:rPr>
-      </w:pPr>
-      <w:r>
-        <w:rPr>
-          <w:rFonts w:ascii="Times New Roman" w:eastAsia="Times New Roman" w:hAnsi="Times New Roman" w:cs="Times New Roman"/>
-          <w:color w:val="000000" w:themeColor="text1"/>
-          <w:sz w:val="28"/>
-          <w:szCs w:val="28"/>
-        </w:rPr>
-        <w:t>Описание реализации</w:t>
-      </w:r>
-      <w:r>
-        <w:rPr>
-          <w:rFonts w:ascii="Times New Roman" w:eastAsia="Times New Roman" w:hAnsi="Times New Roman" w:cs="Times New Roman"/>
-          <w:color w:val="000000" w:themeColor="text1"/>
-          <w:sz w:val="28"/>
-          <w:szCs w:val="28"/>
-        </w:rPr>
-        <w:br/>
-        <w:t xml:space="preserve">Приложение реализовано на </w:t>
-      </w:r>
-      <w:proofErr w:type="spellStart"/>
-      <w:r>
-        <w:rPr>
-          <w:rFonts w:ascii="Times New Roman" w:eastAsia="Times New Roman" w:hAnsi="Times New Roman" w:cs="Times New Roman"/>
-          <w:color w:val="000000" w:themeColor="text1"/>
-          <w:sz w:val="28"/>
-          <w:szCs w:val="28"/>
-        </w:rPr>
-        <w:t>Flask</w:t>
-      </w:r>
-      <w:proofErr w:type="spellEnd"/>
-      <w:r>
-        <w:rPr>
-          <w:rFonts w:ascii="Times New Roman" w:eastAsia="Times New Roman" w:hAnsi="Times New Roman" w:cs="Times New Roman"/>
-          <w:color w:val="000000" w:themeColor="text1"/>
-          <w:sz w:val="28"/>
-          <w:szCs w:val="28"/>
-        </w:rPr>
-        <w:t xml:space="preserve"> с использованием </w:t>
-      </w:r>
-      <w:proofErr w:type="spellStart"/>
-      <w:r>
-        <w:rPr>
-          <w:rFonts w:ascii="Times New Roman" w:eastAsia="Times New Roman" w:hAnsi="Times New Roman" w:cs="Times New Roman"/>
-          <w:color w:val="000000" w:themeColor="text1"/>
-          <w:sz w:val="28"/>
-          <w:szCs w:val="28"/>
-        </w:rPr>
-        <w:t>Flask-Login</w:t>
-      </w:r>
-      <w:proofErr w:type="spellEnd"/>
-      <w:r>
-        <w:rPr>
-          <w:rFonts w:ascii="Times New Roman" w:eastAsia="Times New Roman" w:hAnsi="Times New Roman" w:cs="Times New Roman"/>
-          <w:color w:val="000000" w:themeColor="text1"/>
-          <w:sz w:val="28"/>
-          <w:szCs w:val="28"/>
-        </w:rPr>
-        <w:t xml:space="preserve"> для управления пользователями и </w:t>
-      </w:r>
-      <w:proofErr w:type="spellStart"/>
-      <w:r>
-        <w:rPr>
-          <w:rFonts w:ascii="Times New Roman" w:eastAsia="Times New Roman" w:hAnsi="Times New Roman" w:cs="Times New Roman"/>
-          <w:color w:val="000000" w:themeColor="text1"/>
-          <w:sz w:val="28"/>
-          <w:szCs w:val="28"/>
-        </w:rPr>
-        <w:t>SQLAlchemy</w:t>
-      </w:r>
-      <w:proofErr w:type="spellEnd"/>
-      <w:r>
-        <w:rPr>
-          <w:rFonts w:ascii="Times New Roman" w:eastAsia="Times New Roman" w:hAnsi="Times New Roman" w:cs="Times New Roman"/>
-          <w:color w:val="000000" w:themeColor="text1"/>
-          <w:sz w:val="28"/>
-          <w:szCs w:val="28"/>
-        </w:rPr>
-        <w:t xml:space="preserve"> для работы с базой данных. Интерфейс построен на шаблонах Jinja2 и стилизован с помощью </w:t>
-      </w:r>
-      <w:proofErr w:type="spellStart"/>
-      <w:r>
-        <w:rPr>
-          <w:rFonts w:ascii="Times New Roman" w:eastAsia="Times New Roman" w:hAnsi="Times New Roman" w:cs="Times New Roman"/>
-          <w:color w:val="000000" w:themeColor="text1"/>
-          <w:sz w:val="28"/>
-          <w:szCs w:val="28"/>
-        </w:rPr>
-        <w:t>Bootstrap</w:t>
-      </w:r>
-      <w:proofErr w:type="spellEnd"/>
-      <w:r>
-        <w:rPr>
-          <w:rFonts w:ascii="Times New Roman" w:eastAsia="Times New Roman" w:hAnsi="Times New Roman" w:cs="Times New Roman"/>
-          <w:color w:val="000000" w:themeColor="text1"/>
-          <w:sz w:val="28"/>
-          <w:szCs w:val="28"/>
-        </w:rPr>
-        <w:t>.</w:t>
-      </w:r>
-    </w:p>
-    <w:p>
-      <w:pPr>
-        <w:rPr>
-          <w:rFonts w:ascii="Times New Roman" w:eastAsia="Times New Roman" w:hAnsi="Times New Roman" w:cs="Times New Roman"/>
-          <w:color w:val="000000" w:themeColor="text1"/>
-          <w:sz w:val="28"/>
-          <w:szCs w:val="28"/>
-        </w:rPr>
-      </w:pPr>
-      <w:r>
-        <w:rPr>
-          <w:rFonts w:ascii="Times New Roman" w:eastAsia="Times New Roman" w:hAnsi="Times New Roman" w:cs="Times New Roman"/>
-          <w:color w:val="000000" w:themeColor="text1"/>
-          <w:sz w:val="28"/>
-          <w:szCs w:val="28"/>
-        </w:rPr>
-        <w:t>В разделе «Лексика» отображается список всех слов с иероглифами, пиньинем и переводом, а также тематические карточки с примерами использования. Раздел «Практика» включает два режима: тренировка слов (случайное слово → проверка перевода) и тренировка предложений (случайное предложение → проверка перевода). Проверка ответов выполняется через AJAX-запросы к API с нормализацией текста (приведение к нижнему регистру и удаление лишних пробелов).</w:t>
-      </w:r>
-    </w:p>
-    <w:p>
-      <w:pPr>
-        <w:rPr>
-          <w:rFonts w:ascii="Times New Roman" w:eastAsia="Times New Roman" w:hAnsi="Times New Roman" w:cs="Times New Roman"/>
+      </w:pPr>
+      <w:r>
+        <w:rPr>
+          <w:rFonts w:eastAsia="Times New Roman" w:cs="Times New Roman" w:ascii="Times New Roman" w:hAnsi="Times New Roman"/>
+          <w:color w:val="000000" w:themeColor="text1"/>
+          <w:sz w:val="28"/>
+          <w:szCs w:val="28"/>
+        </w:rPr>
+        <w:t>API реализовано в виде REST-эндпоинтов: получение списка слов в JSON, проверка ответов для слов и предложений. Данные о пользователях, словах и прогрессе хранятся в SQLite. При старте приложения база данных автоматически создаётся, а слова из</w:t>
+      </w:r>
+      <w:r>
+        <w:rPr>
+          <w:rFonts w:eastAsia="Times New Roman" w:cs="Times New Roman" w:ascii="Times New Roman" w:hAnsi="Times New Roman"/>
           <w:b/>
           <w:bCs/>
           <w:color w:val="000000" w:themeColor="text1"/>
           <w:sz w:val="28"/>
           <w:szCs w:val="28"/>
         </w:rPr>
-      </w:pPr>
-      <w:r>
-        <w:rPr>
-          <w:rFonts w:ascii="Times New Roman" w:eastAsia="Times New Roman" w:hAnsi="Times New Roman" w:cs="Times New Roman"/>
-          <w:color w:val="000000" w:themeColor="text1"/>
-          <w:sz w:val="28"/>
-          <w:szCs w:val="28"/>
-        </w:rPr>
-        <w:t>API реализовано в виде REST-</w:t>
-      </w:r>
-      <w:proofErr w:type="spellStart"/>
-      <w:r>
-        <w:rPr>
-          <w:rFonts w:ascii="Times New Roman" w:eastAsia="Times New Roman" w:hAnsi="Times New Roman" w:cs="Times New Roman"/>
-          <w:color w:val="000000" w:themeColor="text1"/>
-          <w:sz w:val="28"/>
-          <w:szCs w:val="28"/>
-        </w:rPr>
-        <w:t>эндпоинтов</w:t>
-      </w:r>
-      <w:proofErr w:type="spellEnd"/>
-      <w:r>
-        <w:rPr>
-          <w:rFonts w:ascii="Times New Roman" w:eastAsia="Times New Roman" w:hAnsi="Times New Roman" w:cs="Times New Roman"/>
-          <w:color w:val="000000" w:themeColor="text1"/>
-          <w:sz w:val="28"/>
-          <w:szCs w:val="28"/>
-        </w:rPr>
-        <w:t xml:space="preserve">: получение списка слов в JSON, проверка ответов для слов и предложений. Данные о пользователях, словах и прогрессе хранятся в </w:t>
-      </w:r>
-      <w:proofErr w:type="spellStart"/>
-      <w:r>
-        <w:rPr>
-          <w:rFonts w:ascii="Times New Roman" w:eastAsia="Times New Roman" w:hAnsi="Times New Roman" w:cs="Times New Roman"/>
-          <w:color w:val="000000" w:themeColor="text1"/>
-          <w:sz w:val="28"/>
-          <w:szCs w:val="28"/>
-        </w:rPr>
-        <w:t>SQLite</w:t>
-      </w:r>
-      <w:proofErr w:type="spellEnd"/>
-      <w:r>
-        <w:rPr>
-          <w:rFonts w:ascii="Times New Roman" w:eastAsia="Times New Roman" w:hAnsi="Times New Roman" w:cs="Times New Roman"/>
-          <w:color w:val="000000" w:themeColor="text1"/>
-          <w:sz w:val="28"/>
-          <w:szCs w:val="28"/>
-        </w:rPr>
-        <w:t xml:space="preserve">. При старте приложения база данных </w:t>
-      </w:r>
-      <w:r>
-        <w:rPr>
-          <w:rFonts w:ascii="Times New Roman" w:eastAsia="Times New Roman" w:hAnsi="Times New Roman" w:cs="Times New Roman"/>
-          <w:color w:val="000000" w:themeColor="text1"/>
-          <w:sz w:val="28"/>
-          <w:szCs w:val="28"/>
-        </w:rPr>
-        <w:lastRenderedPageBreak/>
-        <w:t>автоматически создаётся, а слова из</w:t>
-      </w:r>
-      <w:r>
-        <w:rPr>
-          <w:rFonts w:ascii="Times New Roman" w:eastAsia="Times New Roman" w:hAnsi="Times New Roman" w:cs="Times New Roman"/>
+        <w:t xml:space="preserve"> </w:t>
+      </w:r>
+      <w:r>
+        <w:rPr>
+          <w:rFonts w:eastAsia="Times New Roman" w:cs="Times New Roman" w:ascii="Times New Roman" w:hAnsi="Times New Roman"/>
+          <w:color w:val="000000" w:themeColor="text1"/>
+          <w:sz w:val="28"/>
+          <w:szCs w:val="28"/>
+        </w:rPr>
+        <w:t>констант (WORDS, CARDS, SENTENCES) синхронизируются с таблицей ChineseWord.</w:t>
+      </w:r>
+    </w:p>
+    <w:p>
+      <w:pPr>
+        <w:pStyle w:val="Normal"/>
+        <w:rPr>
+          <w:rFonts w:ascii="Times New Roman" w:hAnsi="Times New Roman" w:eastAsia="Times New Roman" w:cs="Times New Roman"/>
+          <w:b/>
           <w:b/>
           <w:bCs/>
           <w:color w:val="000000" w:themeColor="text1"/>
           <w:sz w:val="28"/>
           <w:szCs w:val="28"/>
         </w:rPr>
-        <w:t xml:space="preserve"> </w:t>
-      </w:r>
-      <w:r>
-        <w:rPr>
-          <w:rFonts w:ascii="Times New Roman" w:eastAsia="Times New Roman" w:hAnsi="Times New Roman" w:cs="Times New Roman"/>
-          <w:color w:val="000000" w:themeColor="text1"/>
-          <w:sz w:val="28"/>
-          <w:szCs w:val="28"/>
-        </w:rPr>
-        <w:t xml:space="preserve">констант (WORDS, CARDS, SENTENCES) синхронизируются с таблицей </w:t>
-      </w:r>
-      <w:proofErr w:type="spellStart"/>
-      <w:r>
-        <w:rPr>
-          <w:rFonts w:ascii="Times New Roman" w:eastAsia="Times New Roman" w:hAnsi="Times New Roman" w:cs="Times New Roman"/>
-          <w:color w:val="000000" w:themeColor="text1"/>
-          <w:sz w:val="28"/>
-          <w:szCs w:val="28"/>
-        </w:rPr>
-        <w:t>ChineseWord</w:t>
-      </w:r>
-      <w:proofErr w:type="spellEnd"/>
-      <w:r>
-        <w:rPr>
-          <w:rFonts w:ascii="Times New Roman" w:eastAsia="Times New Roman" w:hAnsi="Times New Roman" w:cs="Times New Roman"/>
-          <w:color w:val="000000" w:themeColor="text1"/>
-          <w:sz w:val="28"/>
-          <w:szCs w:val="28"/>
-        </w:rPr>
-        <w:t>.</w:t>
-      </w:r>
-    </w:p>
-    <w:p>
-      <w:pPr>
-        <w:rPr>
-          <w:rFonts w:ascii="Times New Roman" w:eastAsia="Times New Roman" w:hAnsi="Times New Roman" w:cs="Times New Roman"/>
+      </w:pPr>
+      <w:r>
+        <w:rPr>
+          <w:rFonts w:eastAsia="Times New Roman" w:cs="Times New Roman" w:ascii="Times New Roman" w:hAnsi="Times New Roman"/>
           <w:b/>
           <w:bCs/>
           <w:color w:val="000000" w:themeColor="text1"/>
           <w:sz w:val="28"/>
           <w:szCs w:val="28"/>
         </w:rPr>
-      </w:pPr>
-    </w:p>
-    <w:p>
-      <w:pPr>
-        <w:rPr>
-          <w:rFonts w:ascii="Times New Roman" w:eastAsia="Times New Roman" w:hAnsi="Times New Roman" w:cs="Times New Roman"/>
+      </w:r>
+    </w:p>
+    <w:p>
+      <w:pPr>
+        <w:pStyle w:val="Normal"/>
+        <w:rPr>
+          <w:rFonts w:ascii="Times New Roman" w:hAnsi="Times New Roman" w:eastAsia="Times New Roman" w:cs="Times New Roman"/>
+          <w:b/>
           <w:b/>
           <w:bCs/>
           <w:color w:val="000000" w:themeColor="text1"/>
@@ -443,7 +290,7 @@
       </w:pPr>
       <w:r>
         <w:rPr>
-          <w:rFonts w:ascii="Times New Roman" w:eastAsia="Times New Roman" w:hAnsi="Times New Roman" w:cs="Times New Roman"/>
+          <w:rFonts w:eastAsia="Times New Roman" w:cs="Times New Roman" w:ascii="Times New Roman" w:hAnsi="Times New Roman"/>
           <w:b/>
           <w:bCs/>
           <w:color w:val="000000" w:themeColor="text1"/>
@@ -455,20 +302,21 @@
     </w:p>
     <w:p>
       <w:pPr>
+        <w:pStyle w:val="Normal"/>
         <w:numPr>
           <w:ilvl w:val="0"/>
           <w:numId w:val="1"/>
         </w:numPr>
         <w:rPr>
-          <w:rFonts w:ascii="Times New Roman" w:eastAsia="Times New Roman" w:hAnsi="Times New Roman" w:cs="Times New Roman"/>
-          <w:color w:val="000000" w:themeColor="text1"/>
-          <w:sz w:val="28"/>
-          <w:szCs w:val="28"/>
-        </w:rPr>
-      </w:pPr>
-      <w:r>
-        <w:rPr>
-          <w:rFonts w:ascii="Times New Roman" w:eastAsia="Times New Roman" w:hAnsi="Times New Roman" w:cs="Times New Roman"/>
+          <w:rFonts w:ascii="Times New Roman" w:hAnsi="Times New Roman" w:eastAsia="Times New Roman" w:cs="Times New Roman"/>
+          <w:color w:val="000000" w:themeColor="text1"/>
+          <w:sz w:val="28"/>
+          <w:szCs w:val="28"/>
+        </w:rPr>
+      </w:pPr>
+      <w:r>
+        <w:rPr>
+          <w:rFonts w:eastAsia="Times New Roman" w:cs="Times New Roman" w:ascii="Times New Roman" w:hAnsi="Times New Roman"/>
           <w:color w:val="000000" w:themeColor="text1"/>
           <w:sz w:val="28"/>
           <w:szCs w:val="28"/>
@@ -478,199 +326,136 @@
     </w:p>
     <w:p>
       <w:pPr>
+        <w:pStyle w:val="Normal"/>
         <w:numPr>
           <w:ilvl w:val="0"/>
           <w:numId w:val="1"/>
         </w:numPr>
         <w:rPr>
-          <w:rFonts w:ascii="Times New Roman" w:eastAsia="Times New Roman" w:hAnsi="Times New Roman" w:cs="Times New Roman"/>
-          <w:color w:val="000000" w:themeColor="text1"/>
-          <w:sz w:val="28"/>
-          <w:szCs w:val="28"/>
-        </w:rPr>
-      </w:pPr>
-      <w:proofErr w:type="spellStart"/>
-      <w:r>
-        <w:rPr>
-          <w:rFonts w:ascii="Times New Roman" w:eastAsia="Times New Roman" w:hAnsi="Times New Roman" w:cs="Times New Roman"/>
-          <w:color w:val="000000" w:themeColor="text1"/>
-          <w:sz w:val="28"/>
-          <w:szCs w:val="28"/>
-        </w:rPr>
-        <w:t>Flask</w:t>
-      </w:r>
-      <w:proofErr w:type="spellEnd"/>
-      <w:r>
-        <w:rPr>
-          <w:rFonts w:ascii="Times New Roman" w:eastAsia="Times New Roman" w:hAnsi="Times New Roman" w:cs="Times New Roman"/>
-          <w:color w:val="000000" w:themeColor="text1"/>
-          <w:sz w:val="28"/>
-          <w:szCs w:val="28"/>
-        </w:rPr>
-        <w:t xml:space="preserve"> (веб-фреймворк)</w:t>
-      </w:r>
-    </w:p>
-    <w:p>
-      <w:pPr>
+          <w:rFonts w:ascii="Times New Roman" w:hAnsi="Times New Roman" w:eastAsia="Times New Roman" w:cs="Times New Roman"/>
+          <w:color w:val="000000" w:themeColor="text1"/>
+          <w:sz w:val="28"/>
+          <w:szCs w:val="28"/>
+        </w:rPr>
+      </w:pPr>
+      <w:r>
+        <w:rPr>
+          <w:rFonts w:eastAsia="Times New Roman" w:cs="Times New Roman" w:ascii="Times New Roman" w:hAnsi="Times New Roman"/>
+          <w:color w:val="000000" w:themeColor="text1"/>
+          <w:sz w:val="28"/>
+          <w:szCs w:val="28"/>
+        </w:rPr>
+        <w:t>Flask (веб-фреймворк)</w:t>
+      </w:r>
+    </w:p>
+    <w:p>
+      <w:pPr>
+        <w:pStyle w:val="Normal"/>
         <w:numPr>
           <w:ilvl w:val="0"/>
           <w:numId w:val="1"/>
         </w:numPr>
         <w:rPr>
-          <w:rFonts w:ascii="Times New Roman" w:eastAsia="Times New Roman" w:hAnsi="Times New Roman" w:cs="Times New Roman"/>
-          <w:color w:val="000000" w:themeColor="text1"/>
-          <w:sz w:val="28"/>
-          <w:szCs w:val="28"/>
-        </w:rPr>
-      </w:pPr>
-      <w:proofErr w:type="spellStart"/>
-      <w:r>
-        <w:rPr>
-          <w:rFonts w:ascii="Times New Roman" w:eastAsia="Times New Roman" w:hAnsi="Times New Roman" w:cs="Times New Roman"/>
-          <w:color w:val="000000" w:themeColor="text1"/>
-          <w:sz w:val="28"/>
-          <w:szCs w:val="28"/>
-        </w:rPr>
-        <w:t>Flask-Login</w:t>
-      </w:r>
-      <w:proofErr w:type="spellEnd"/>
-      <w:r>
-        <w:rPr>
-          <w:rFonts w:ascii="Times New Roman" w:eastAsia="Times New Roman" w:hAnsi="Times New Roman" w:cs="Times New Roman"/>
-          <w:color w:val="000000" w:themeColor="text1"/>
-          <w:sz w:val="28"/>
-          <w:szCs w:val="28"/>
-        </w:rPr>
-        <w:t xml:space="preserve"> (авторизация)</w:t>
-      </w:r>
-    </w:p>
-    <w:p>
-      <w:pPr>
+          <w:rFonts w:ascii="Times New Roman" w:hAnsi="Times New Roman" w:eastAsia="Times New Roman" w:cs="Times New Roman"/>
+          <w:color w:val="000000" w:themeColor="text1"/>
+          <w:sz w:val="28"/>
+          <w:szCs w:val="28"/>
+        </w:rPr>
+      </w:pPr>
+      <w:r>
+        <w:rPr>
+          <w:rFonts w:eastAsia="Times New Roman" w:cs="Times New Roman" w:ascii="Times New Roman" w:hAnsi="Times New Roman"/>
+          <w:color w:val="000000" w:themeColor="text1"/>
+          <w:sz w:val="28"/>
+          <w:szCs w:val="28"/>
+        </w:rPr>
+        <w:t>Flask-Login (авторизация)</w:t>
+      </w:r>
+    </w:p>
+    <w:p>
+      <w:pPr>
+        <w:pStyle w:val="Normal"/>
         <w:numPr>
           <w:ilvl w:val="0"/>
           <w:numId w:val="1"/>
         </w:numPr>
         <w:rPr>
-          <w:rFonts w:ascii="Times New Roman" w:eastAsia="Times New Roman" w:hAnsi="Times New Roman" w:cs="Times New Roman"/>
-          <w:color w:val="000000" w:themeColor="text1"/>
-          <w:sz w:val="28"/>
-          <w:szCs w:val="28"/>
-        </w:rPr>
-      </w:pPr>
-      <w:proofErr w:type="spellStart"/>
-      <w:r>
-        <w:rPr>
-          <w:rFonts w:ascii="Times New Roman" w:eastAsia="Times New Roman" w:hAnsi="Times New Roman" w:cs="Times New Roman"/>
-          <w:color w:val="000000" w:themeColor="text1"/>
-          <w:sz w:val="28"/>
-          <w:szCs w:val="28"/>
-        </w:rPr>
-        <w:t>Flask-SQLAlchemy</w:t>
-      </w:r>
-      <w:proofErr w:type="spellEnd"/>
-      <w:r>
-        <w:rPr>
-          <w:rFonts w:ascii="Times New Roman" w:eastAsia="Times New Roman" w:hAnsi="Times New Roman" w:cs="Times New Roman"/>
-          <w:color w:val="000000" w:themeColor="text1"/>
-          <w:sz w:val="28"/>
-          <w:szCs w:val="28"/>
-        </w:rPr>
-        <w:t xml:space="preserve"> / SQLite3 (хранение пользователей и слов)</w:t>
-      </w:r>
-    </w:p>
-    <w:p>
-      <w:pPr>
+          <w:rFonts w:ascii="Times New Roman" w:hAnsi="Times New Roman" w:eastAsia="Times New Roman" w:cs="Times New Roman"/>
+          <w:color w:val="000000" w:themeColor="text1"/>
+          <w:sz w:val="28"/>
+          <w:szCs w:val="28"/>
+        </w:rPr>
+      </w:pPr>
+      <w:r>
+        <w:rPr>
+          <w:rFonts w:eastAsia="Times New Roman" w:cs="Times New Roman" w:ascii="Times New Roman" w:hAnsi="Times New Roman"/>
+          <w:color w:val="000000" w:themeColor="text1"/>
+          <w:sz w:val="28"/>
+          <w:szCs w:val="28"/>
+        </w:rPr>
+        <w:t>Flask-SQLAlchemy / SQLite3 (хранение пользователей и слов)</w:t>
+      </w:r>
+    </w:p>
+    <w:p>
+      <w:pPr>
+        <w:pStyle w:val="Normal"/>
         <w:numPr>
           <w:ilvl w:val="0"/>
           <w:numId w:val="1"/>
         </w:numPr>
         <w:rPr>
-          <w:rFonts w:ascii="Times New Roman" w:eastAsia="Times New Roman" w:hAnsi="Times New Roman" w:cs="Times New Roman"/>
-          <w:color w:val="000000" w:themeColor="text1"/>
-          <w:sz w:val="28"/>
-          <w:szCs w:val="28"/>
-        </w:rPr>
-      </w:pPr>
-      <w:proofErr w:type="spellStart"/>
-      <w:r>
-        <w:rPr>
-          <w:rFonts w:ascii="Times New Roman" w:eastAsia="Times New Roman" w:hAnsi="Times New Roman" w:cs="Times New Roman"/>
-          <w:color w:val="000000" w:themeColor="text1"/>
-          <w:sz w:val="28"/>
-          <w:szCs w:val="28"/>
-        </w:rPr>
-        <w:t>Bootstrap</w:t>
-      </w:r>
-      <w:proofErr w:type="spellEnd"/>
-      <w:r>
-        <w:rPr>
-          <w:rFonts w:ascii="Times New Roman" w:eastAsia="Times New Roman" w:hAnsi="Times New Roman" w:cs="Times New Roman"/>
-          <w:color w:val="000000" w:themeColor="text1"/>
-          <w:sz w:val="28"/>
-          <w:szCs w:val="28"/>
-        </w:rPr>
-        <w:t xml:space="preserve"> (CSS-фреймворк для интерфейса)</w:t>
-      </w:r>
-    </w:p>
-    <w:p>
-      <w:pPr>
+          <w:rFonts w:ascii="Times New Roman" w:hAnsi="Times New Roman" w:eastAsia="Times New Roman" w:cs="Times New Roman"/>
+          <w:color w:val="000000" w:themeColor="text1"/>
+          <w:sz w:val="28"/>
+          <w:szCs w:val="28"/>
+        </w:rPr>
+      </w:pPr>
+      <w:r>
+        <w:rPr>
+          <w:rFonts w:eastAsia="Times New Roman" w:cs="Times New Roman" w:ascii="Times New Roman" w:hAnsi="Times New Roman"/>
+          <w:color w:val="000000" w:themeColor="text1"/>
+          <w:sz w:val="28"/>
+          <w:szCs w:val="28"/>
+        </w:rPr>
+        <w:t>Bootstrap (CSS-фреймворк для интерфейса)</w:t>
+      </w:r>
+    </w:p>
+    <w:p>
+      <w:pPr>
+        <w:pStyle w:val="Normal"/>
         <w:numPr>
           <w:ilvl w:val="0"/>
           <w:numId w:val="1"/>
         </w:numPr>
         <w:rPr>
-          <w:rFonts w:ascii="Times New Roman" w:eastAsia="Times New Roman" w:hAnsi="Times New Roman" w:cs="Times New Roman"/>
-          <w:color w:val="000000" w:themeColor="text1"/>
-          <w:sz w:val="28"/>
-          <w:szCs w:val="28"/>
-        </w:rPr>
-      </w:pPr>
-      <w:r>
-        <w:rPr>
-          <w:rFonts w:ascii="Times New Roman" w:eastAsia="Times New Roman" w:hAnsi="Times New Roman" w:cs="Times New Roman"/>
-          <w:color w:val="000000" w:themeColor="text1"/>
-          <w:sz w:val="28"/>
-          <w:szCs w:val="28"/>
-        </w:rPr>
-        <w:t>Jinja2 (</w:t>
-      </w:r>
-      <w:proofErr w:type="spellStart"/>
-      <w:r>
-        <w:rPr>
-          <w:rFonts w:ascii="Times New Roman" w:eastAsia="Times New Roman" w:hAnsi="Times New Roman" w:cs="Times New Roman"/>
-          <w:color w:val="000000" w:themeColor="text1"/>
-          <w:sz w:val="28"/>
-          <w:szCs w:val="28"/>
-        </w:rPr>
-        <w:t>шаблонизатор</w:t>
-      </w:r>
-      <w:proofErr w:type="spellEnd"/>
-      <w:r>
-        <w:rPr>
-          <w:rFonts w:ascii="Times New Roman" w:eastAsia="Times New Roman" w:hAnsi="Times New Roman" w:cs="Times New Roman"/>
-          <w:color w:val="000000" w:themeColor="text1"/>
-          <w:sz w:val="28"/>
-          <w:szCs w:val="28"/>
-        </w:rPr>
-        <w:t>)</w:t>
-      </w:r>
-    </w:p>
-    <w:p>
-      <w:pPr>
+          <w:rFonts w:ascii="Times New Roman" w:hAnsi="Times New Roman" w:eastAsia="Times New Roman" w:cs="Times New Roman"/>
+          <w:color w:val="000000" w:themeColor="text1"/>
+          <w:sz w:val="28"/>
+          <w:szCs w:val="28"/>
+        </w:rPr>
+      </w:pPr>
+      <w:r>
+        <w:rPr>
+          <w:rFonts w:eastAsia="Times New Roman" w:cs="Times New Roman" w:ascii="Times New Roman" w:hAnsi="Times New Roman"/>
+          <w:color w:val="000000" w:themeColor="text1"/>
+          <w:sz w:val="28"/>
+          <w:szCs w:val="28"/>
+        </w:rPr>
+        <w:t>Jinja2 (шаблонизатор)</w:t>
+      </w:r>
+    </w:p>
+    <w:p>
+      <w:pPr>
+        <w:pStyle w:val="Normal"/>
         <w:numPr>
           <w:ilvl w:val="0"/>
           <w:numId w:val="1"/>
         </w:numPr>
-        <w:rPr>
-          <w:rFonts w:ascii="Times New Roman" w:eastAsia="Times New Roman" w:hAnsi="Times New Roman" w:cs="Times New Roman"/>
-          <w:color w:val="000000" w:themeColor="text1"/>
-          <w:sz w:val="28"/>
-          <w:szCs w:val="28"/>
-        </w:rPr>
-      </w:pPr>
-      <w:r>
-        <w:rPr>
-          <w:rFonts w:ascii="Times New Roman" w:eastAsia="Times New Roman" w:hAnsi="Times New Roman" w:cs="Times New Roman"/>
+        <w:rPr/>
+      </w:pPr>
+      <w:r>
+        <w:rPr>
+          <w:rFonts w:eastAsia="Times New Roman" w:cs="Times New Roman" w:ascii="Times New Roman" w:hAnsi="Times New Roman"/>
           <w:color w:val="000000" w:themeColor="text1"/>
           <w:sz w:val="28"/>
           <w:szCs w:val="28"/>
@@ -678,23 +463,658 @@
         <w:t>JavaScript (для проверки ответов без перезагрузки страницы)</w:t>
       </w:r>
     </w:p>
-    <w:p/>
+    <w:p>
+      <w:pPr>
+        <w:pStyle w:val="Normal"/>
+        <w:rPr>
+          <w:b/>
+          <w:b/>
+          <w:bCs/>
+        </w:rPr>
+      </w:pPr>
+      <w:r>
+        <w:rPr>
+          <w:rFonts w:eastAsia="Times New Roman" w:cs="Times New Roman" w:ascii="Times New Roman" w:hAnsi="Times New Roman"/>
+          <w:b/>
+          <w:bCs/>
+          <w:color w:val="000000" w:themeColor="text1"/>
+          <w:sz w:val="28"/>
+          <w:szCs w:val="28"/>
+        </w:rPr>
+        <w:t>Скриншоты</w:t>
+      </w:r>
+    </w:p>
+    <w:p>
+      <w:pPr>
+        <w:pStyle w:val="Normal"/>
+        <w:rPr>
+          <w:rFonts w:ascii="Times New Roman" w:hAnsi="Times New Roman" w:eastAsia="Times New Roman" w:cs="Times New Roman"/>
+          <w:color w:val="000000" w:themeColor="text1"/>
+          <w:sz w:val="28"/>
+          <w:szCs w:val="28"/>
+        </w:rPr>
+      </w:pPr>
+      <w:r>
+        <w:rPr>
+          <w:b/>
+          <w:bCs/>
+        </w:rPr>
+        <w:drawing>
+          <wp:anchor behindDoc="0" distT="0" distB="0" distL="0" distR="0" simplePos="0" locked="0" layoutInCell="1" allowOverlap="1" relativeHeight="2">
+            <wp:simplePos x="0" y="0"/>
+            <wp:positionH relativeFrom="column">
+              <wp:align>center</wp:align>
+            </wp:positionH>
+            <wp:positionV relativeFrom="paragraph">
+              <wp:posOffset>635</wp:posOffset>
+            </wp:positionV>
+            <wp:extent cx="5731510" cy="2995295"/>
+            <wp:effectExtent l="0" t="0" r="0" b="0"/>
+            <wp:wrapSquare wrapText="largest"/>
+            <wp:docPr id="1" name="Image1" descr=""/>
+            <wp:cNvGraphicFramePr>
+              <a:graphicFrameLocks xmlns:a="http://schemas.openxmlformats.org/drawingml/2006/main" noChangeAspect="1"/>
+            </wp:cNvGraphicFramePr>
+            <a:graphic xmlns:a="http://schemas.openxmlformats.org/drawingml/2006/main">
+              <a:graphicData uri="http://schemas.openxmlformats.org/drawingml/2006/picture">
+                <pic:pic xmlns:pic="http://schemas.openxmlformats.org/drawingml/2006/picture">
+                  <pic:nvPicPr>
+                    <pic:cNvPr id="1" name="Image1" descr=""/>
+                    <pic:cNvPicPr>
+                      <a:picLocks noChangeAspect="1" noChangeArrowheads="1"/>
+                    </pic:cNvPicPr>
+                  </pic:nvPicPr>
+                  <pic:blipFill>
+                    <a:blip r:embed="rId2"/>
+                    <a:stretch>
+                      <a:fillRect/>
+                    </a:stretch>
+                  </pic:blipFill>
+                  <pic:spPr bwMode="auto">
+                    <a:xfrm>
+                      <a:off x="0" y="0"/>
+                      <a:ext cx="5731510" cy="2995295"/>
+                    </a:xfrm>
+                    <a:prstGeom prst="rect">
+                      <a:avLst/>
+                    </a:prstGeom>
+                  </pic:spPr>
+                </pic:pic>
+              </a:graphicData>
+            </a:graphic>
+          </wp:anchor>
+        </w:drawing>
+      </w:r>
+    </w:p>
+    <w:p>
+      <w:pPr>
+        <w:pStyle w:val="Normal"/>
+        <w:rPr/>
+      </w:pPr>
+      <w:r>
+        <w:rPr/>
+      </w:r>
+    </w:p>
+    <w:p>
+      <w:pPr>
+        <w:pStyle w:val="Normal"/>
+        <w:rPr/>
+      </w:pPr>
+      <w:r>
+        <w:rPr/>
+      </w:r>
+    </w:p>
+    <w:p>
+      <w:pPr>
+        <w:pStyle w:val="Normal"/>
+        <w:rPr/>
+      </w:pPr>
+      <w:r>
+        <w:rPr/>
+      </w:r>
+    </w:p>
+    <w:p>
+      <w:pPr>
+        <w:pStyle w:val="Normal"/>
+        <w:rPr/>
+      </w:pPr>
+      <w:r>
+        <w:rPr/>
+      </w:r>
+    </w:p>
+    <w:p>
+      <w:pPr>
+        <w:pStyle w:val="Normal"/>
+        <w:rPr/>
+      </w:pPr>
+      <w:r>
+        <w:rPr/>
+      </w:r>
+    </w:p>
+    <w:p>
+      <w:pPr>
+        <w:pStyle w:val="Normal"/>
+        <w:rPr/>
+      </w:pPr>
+      <w:r>
+        <w:rPr/>
+      </w:r>
+    </w:p>
+    <w:p>
+      <w:pPr>
+        <w:pStyle w:val="Normal"/>
+        <w:rPr/>
+      </w:pPr>
+      <w:r>
+        <w:rPr/>
+      </w:r>
+    </w:p>
+    <w:p>
+      <w:pPr>
+        <w:pStyle w:val="Normal"/>
+        <w:rPr/>
+      </w:pPr>
+      <w:r>
+        <w:rPr/>
+        <w:drawing>
+          <wp:anchor behindDoc="0" distT="0" distB="0" distL="0" distR="0" simplePos="0" locked="0" layoutInCell="1" allowOverlap="1" relativeHeight="3">
+            <wp:simplePos x="0" y="0"/>
+            <wp:positionH relativeFrom="column">
+              <wp:align>center</wp:align>
+            </wp:positionH>
+            <wp:positionV relativeFrom="paragraph">
+              <wp:posOffset>635</wp:posOffset>
+            </wp:positionV>
+            <wp:extent cx="5731510" cy="2973070"/>
+            <wp:effectExtent l="0" t="0" r="0" b="0"/>
+            <wp:wrapSquare wrapText="largest"/>
+            <wp:docPr id="2" name="Image2" descr=""/>
+            <wp:cNvGraphicFramePr>
+              <a:graphicFrameLocks xmlns:a="http://schemas.openxmlformats.org/drawingml/2006/main" noChangeAspect="1"/>
+            </wp:cNvGraphicFramePr>
+            <a:graphic xmlns:a="http://schemas.openxmlformats.org/drawingml/2006/main">
+              <a:graphicData uri="http://schemas.openxmlformats.org/drawingml/2006/picture">
+                <pic:pic xmlns:pic="http://schemas.openxmlformats.org/drawingml/2006/picture">
+                  <pic:nvPicPr>
+                    <pic:cNvPr id="2" name="Image2" descr=""/>
+                    <pic:cNvPicPr>
+                      <a:picLocks noChangeAspect="1" noChangeArrowheads="1"/>
+                    </pic:cNvPicPr>
+                  </pic:nvPicPr>
+                  <pic:blipFill>
+                    <a:blip r:embed="rId3"/>
+                    <a:stretch>
+                      <a:fillRect/>
+                    </a:stretch>
+                  </pic:blipFill>
+                  <pic:spPr bwMode="auto">
+                    <a:xfrm>
+                      <a:off x="0" y="0"/>
+                      <a:ext cx="5731510" cy="2973070"/>
+                    </a:xfrm>
+                    <a:prstGeom prst="rect">
+                      <a:avLst/>
+                    </a:prstGeom>
+                  </pic:spPr>
+                </pic:pic>
+              </a:graphicData>
+            </a:graphic>
+          </wp:anchor>
+        </w:drawing>
+      </w:r>
+    </w:p>
+    <w:p>
+      <w:pPr>
+        <w:pStyle w:val="Normal"/>
+        <w:rPr/>
+      </w:pPr>
+      <w:r>
+        <w:rPr/>
+        <w:drawing>
+          <wp:anchor behindDoc="0" distT="0" distB="0" distL="0" distR="0" simplePos="0" locked="0" layoutInCell="1" allowOverlap="1" relativeHeight="4">
+            <wp:simplePos x="0" y="0"/>
+            <wp:positionH relativeFrom="column">
+              <wp:align>center</wp:align>
+            </wp:positionH>
+            <wp:positionV relativeFrom="paragraph">
+              <wp:posOffset>635</wp:posOffset>
+            </wp:positionV>
+            <wp:extent cx="5731510" cy="2955290"/>
+            <wp:effectExtent l="0" t="0" r="0" b="0"/>
+            <wp:wrapSquare wrapText="largest"/>
+            <wp:docPr id="3" name="Image3" descr=""/>
+            <wp:cNvGraphicFramePr>
+              <a:graphicFrameLocks xmlns:a="http://schemas.openxmlformats.org/drawingml/2006/main" noChangeAspect="1"/>
+            </wp:cNvGraphicFramePr>
+            <a:graphic xmlns:a="http://schemas.openxmlformats.org/drawingml/2006/main">
+              <a:graphicData uri="http://schemas.openxmlformats.org/drawingml/2006/picture">
+                <pic:pic xmlns:pic="http://schemas.openxmlformats.org/drawingml/2006/picture">
+                  <pic:nvPicPr>
+                    <pic:cNvPr id="3" name="Image3" descr=""/>
+                    <pic:cNvPicPr>
+                      <a:picLocks noChangeAspect="1" noChangeArrowheads="1"/>
+                    </pic:cNvPicPr>
+                  </pic:nvPicPr>
+                  <pic:blipFill>
+                    <a:blip r:embed="rId4"/>
+                    <a:stretch>
+                      <a:fillRect/>
+                    </a:stretch>
+                  </pic:blipFill>
+                  <pic:spPr bwMode="auto">
+                    <a:xfrm>
+                      <a:off x="0" y="0"/>
+                      <a:ext cx="5731510" cy="2955290"/>
+                    </a:xfrm>
+                    <a:prstGeom prst="rect">
+                      <a:avLst/>
+                    </a:prstGeom>
+                  </pic:spPr>
+                </pic:pic>
+              </a:graphicData>
+            </a:graphic>
+          </wp:anchor>
+        </w:drawing>
+      </w:r>
+    </w:p>
+    <w:p>
+      <w:pPr>
+        <w:pStyle w:val="Normal"/>
+        <w:rPr/>
+      </w:pPr>
+      <w:r>
+        <w:rPr/>
+        <w:drawing>
+          <wp:anchor behindDoc="0" distT="0" distB="0" distL="0" distR="0" simplePos="0" locked="0" layoutInCell="1" allowOverlap="1" relativeHeight="5">
+            <wp:simplePos x="0" y="0"/>
+            <wp:positionH relativeFrom="column">
+              <wp:align>center</wp:align>
+            </wp:positionH>
+            <wp:positionV relativeFrom="paragraph">
+              <wp:posOffset>635</wp:posOffset>
+            </wp:positionV>
+            <wp:extent cx="5731510" cy="2964180"/>
+            <wp:effectExtent l="0" t="0" r="0" b="0"/>
+            <wp:wrapSquare wrapText="largest"/>
+            <wp:docPr id="4" name="Image4" descr=""/>
+            <wp:cNvGraphicFramePr>
+              <a:graphicFrameLocks xmlns:a="http://schemas.openxmlformats.org/drawingml/2006/main" noChangeAspect="1"/>
+            </wp:cNvGraphicFramePr>
+            <a:graphic xmlns:a="http://schemas.openxmlformats.org/drawingml/2006/main">
+              <a:graphicData uri="http://schemas.openxmlformats.org/drawingml/2006/picture">
+                <pic:pic xmlns:pic="http://schemas.openxmlformats.org/drawingml/2006/picture">
+                  <pic:nvPicPr>
+                    <pic:cNvPr id="4" name="Image4" descr=""/>
+                    <pic:cNvPicPr>
+                      <a:picLocks noChangeAspect="1" noChangeArrowheads="1"/>
+                    </pic:cNvPicPr>
+                  </pic:nvPicPr>
+                  <pic:blipFill>
+                    <a:blip r:embed="rId5"/>
+                    <a:stretch>
+                      <a:fillRect/>
+                    </a:stretch>
+                  </pic:blipFill>
+                  <pic:spPr bwMode="auto">
+                    <a:xfrm>
+                      <a:off x="0" y="0"/>
+                      <a:ext cx="5731510" cy="2964180"/>
+                    </a:xfrm>
+                    <a:prstGeom prst="rect">
+                      <a:avLst/>
+                    </a:prstGeom>
+                  </pic:spPr>
+                </pic:pic>
+              </a:graphicData>
+            </a:graphic>
+          </wp:anchor>
+        </w:drawing>
+      </w:r>
+    </w:p>
+    <w:p>
+      <w:pPr>
+        <w:pStyle w:val="Normal"/>
+        <w:rPr/>
+      </w:pPr>
+      <w:r>
+        <w:rPr/>
+      </w:r>
+    </w:p>
+    <w:p>
+      <w:pPr>
+        <w:pStyle w:val="Normal"/>
+        <w:rPr/>
+      </w:pPr>
+      <w:r>
+        <w:rPr/>
+      </w:r>
+    </w:p>
+    <w:p>
+      <w:pPr>
+        <w:pStyle w:val="Normal"/>
+        <w:rPr/>
+      </w:pPr>
+      <w:r>
+        <w:rPr/>
+      </w:r>
+    </w:p>
+    <w:p>
+      <w:pPr>
+        <w:pStyle w:val="Normal"/>
+        <w:rPr/>
+      </w:pPr>
+      <w:r>
+        <w:rPr/>
+      </w:r>
+    </w:p>
+    <w:p>
+      <w:pPr>
+        <w:pStyle w:val="Normal"/>
+        <w:rPr/>
+      </w:pPr>
+      <w:r>
+        <w:rPr/>
+      </w:r>
+    </w:p>
+    <w:p>
+      <w:pPr>
+        <w:pStyle w:val="Normal"/>
+        <w:rPr/>
+      </w:pPr>
+      <w:r>
+        <w:rPr/>
+      </w:r>
+    </w:p>
+    <w:p>
+      <w:pPr>
+        <w:pStyle w:val="Normal"/>
+        <w:rPr/>
+      </w:pPr>
+      <w:r>
+        <w:rPr/>
+        <w:drawing>
+          <wp:anchor behindDoc="0" distT="0" distB="0" distL="0" distR="0" simplePos="0" locked="0" layoutInCell="1" allowOverlap="1" relativeHeight="6">
+            <wp:simplePos x="0" y="0"/>
+            <wp:positionH relativeFrom="column">
+              <wp:align>center</wp:align>
+            </wp:positionH>
+            <wp:positionV relativeFrom="paragraph">
+              <wp:posOffset>635</wp:posOffset>
+            </wp:positionV>
+            <wp:extent cx="5731510" cy="2986405"/>
+            <wp:effectExtent l="0" t="0" r="0" b="0"/>
+            <wp:wrapSquare wrapText="largest"/>
+            <wp:docPr id="5" name="Image5" descr=""/>
+            <wp:cNvGraphicFramePr>
+              <a:graphicFrameLocks xmlns:a="http://schemas.openxmlformats.org/drawingml/2006/main" noChangeAspect="1"/>
+            </wp:cNvGraphicFramePr>
+            <a:graphic xmlns:a="http://schemas.openxmlformats.org/drawingml/2006/main">
+              <a:graphicData uri="http://schemas.openxmlformats.org/drawingml/2006/picture">
+                <pic:pic xmlns:pic="http://schemas.openxmlformats.org/drawingml/2006/picture">
+                  <pic:nvPicPr>
+                    <pic:cNvPr id="5" name="Image5" descr=""/>
+                    <pic:cNvPicPr>
+                      <a:picLocks noChangeAspect="1" noChangeArrowheads="1"/>
+                    </pic:cNvPicPr>
+                  </pic:nvPicPr>
+                  <pic:blipFill>
+                    <a:blip r:embed="rId6"/>
+                    <a:stretch>
+                      <a:fillRect/>
+                    </a:stretch>
+                  </pic:blipFill>
+                  <pic:spPr bwMode="auto">
+                    <a:xfrm>
+                      <a:off x="0" y="0"/>
+                      <a:ext cx="5731510" cy="2986405"/>
+                    </a:xfrm>
+                    <a:prstGeom prst="rect">
+                      <a:avLst/>
+                    </a:prstGeom>
+                  </pic:spPr>
+                </pic:pic>
+              </a:graphicData>
+            </a:graphic>
+          </wp:anchor>
+        </w:drawing>
+      </w:r>
+    </w:p>
+    <w:p>
+      <w:pPr>
+        <w:pStyle w:val="Normal"/>
+        <w:rPr/>
+      </w:pPr>
+      <w:r>
+        <w:rPr/>
+        <w:drawing>
+          <wp:anchor behindDoc="0" distT="0" distB="0" distL="0" distR="0" simplePos="0" locked="0" layoutInCell="1" allowOverlap="1" relativeHeight="7">
+            <wp:simplePos x="0" y="0"/>
+            <wp:positionH relativeFrom="column">
+              <wp:align>center</wp:align>
+            </wp:positionH>
+            <wp:positionV relativeFrom="paragraph">
+              <wp:posOffset>635</wp:posOffset>
+            </wp:positionV>
+            <wp:extent cx="5731510" cy="2990850"/>
+            <wp:effectExtent l="0" t="0" r="0" b="0"/>
+            <wp:wrapSquare wrapText="largest"/>
+            <wp:docPr id="6" name="Image6" descr=""/>
+            <wp:cNvGraphicFramePr>
+              <a:graphicFrameLocks xmlns:a="http://schemas.openxmlformats.org/drawingml/2006/main" noChangeAspect="1"/>
+            </wp:cNvGraphicFramePr>
+            <a:graphic xmlns:a="http://schemas.openxmlformats.org/drawingml/2006/main">
+              <a:graphicData uri="http://schemas.openxmlformats.org/drawingml/2006/picture">
+                <pic:pic xmlns:pic="http://schemas.openxmlformats.org/drawingml/2006/picture">
+                  <pic:nvPicPr>
+                    <pic:cNvPr id="6" name="Image6" descr=""/>
+                    <pic:cNvPicPr>
+                      <a:picLocks noChangeAspect="1" noChangeArrowheads="1"/>
+                    </pic:cNvPicPr>
+                  </pic:nvPicPr>
+                  <pic:blipFill>
+                    <a:blip r:embed="rId7"/>
+                    <a:stretch>
+                      <a:fillRect/>
+                    </a:stretch>
+                  </pic:blipFill>
+                  <pic:spPr bwMode="auto">
+                    <a:xfrm>
+                      <a:off x="0" y="0"/>
+                      <a:ext cx="5731510" cy="2990850"/>
+                    </a:xfrm>
+                    <a:prstGeom prst="rect">
+                      <a:avLst/>
+                    </a:prstGeom>
+                  </pic:spPr>
+                </pic:pic>
+              </a:graphicData>
+            </a:graphic>
+          </wp:anchor>
+        </w:drawing>
+      </w:r>
+    </w:p>
+    <w:p>
+      <w:pPr>
+        <w:pStyle w:val="Normal"/>
+        <w:rPr/>
+      </w:pPr>
+      <w:r>
+        <w:rPr/>
+        <w:drawing>
+          <wp:anchor behindDoc="0" distT="0" distB="0" distL="0" distR="0" simplePos="0" locked="0" layoutInCell="1" allowOverlap="1" relativeHeight="8">
+            <wp:simplePos x="0" y="0"/>
+            <wp:positionH relativeFrom="column">
+              <wp:align>center</wp:align>
+            </wp:positionH>
+            <wp:positionV relativeFrom="paragraph">
+              <wp:posOffset>635</wp:posOffset>
+            </wp:positionV>
+            <wp:extent cx="5731510" cy="3026410"/>
+            <wp:effectExtent l="0" t="0" r="0" b="0"/>
+            <wp:wrapSquare wrapText="largest"/>
+            <wp:docPr id="7" name="Image7" descr=""/>
+            <wp:cNvGraphicFramePr>
+              <a:graphicFrameLocks xmlns:a="http://schemas.openxmlformats.org/drawingml/2006/main" noChangeAspect="1"/>
+            </wp:cNvGraphicFramePr>
+            <a:graphic xmlns:a="http://schemas.openxmlformats.org/drawingml/2006/main">
+              <a:graphicData uri="http://schemas.openxmlformats.org/drawingml/2006/picture">
+                <pic:pic xmlns:pic="http://schemas.openxmlformats.org/drawingml/2006/picture">
+                  <pic:nvPicPr>
+                    <pic:cNvPr id="7" name="Image7" descr=""/>
+                    <pic:cNvPicPr>
+                      <a:picLocks noChangeAspect="1" noChangeArrowheads="1"/>
+                    </pic:cNvPicPr>
+                  </pic:nvPicPr>
+                  <pic:blipFill>
+                    <a:blip r:embed="rId8"/>
+                    <a:stretch>
+                      <a:fillRect/>
+                    </a:stretch>
+                  </pic:blipFill>
+                  <pic:spPr bwMode="auto">
+                    <a:xfrm>
+                      <a:off x="0" y="0"/>
+                      <a:ext cx="5731510" cy="3026410"/>
+                    </a:xfrm>
+                    <a:prstGeom prst="rect">
+                      <a:avLst/>
+                    </a:prstGeom>
+                  </pic:spPr>
+                </pic:pic>
+              </a:graphicData>
+            </a:graphic>
+          </wp:anchor>
+        </w:drawing>
+      </w:r>
+    </w:p>
+    <w:p>
+      <w:pPr>
+        <w:pStyle w:val="Normal"/>
+        <w:rPr/>
+      </w:pPr>
+      <w:r>
+        <w:rPr/>
+        <w:drawing>
+          <wp:anchor behindDoc="0" distT="0" distB="0" distL="0" distR="0" simplePos="0" locked="0" layoutInCell="1" allowOverlap="1" relativeHeight="9">
+            <wp:simplePos x="0" y="0"/>
+            <wp:positionH relativeFrom="column">
+              <wp:align>center</wp:align>
+            </wp:positionH>
+            <wp:positionV relativeFrom="paragraph">
+              <wp:posOffset>635</wp:posOffset>
+            </wp:positionV>
+            <wp:extent cx="5731510" cy="2995295"/>
+            <wp:effectExtent l="0" t="0" r="0" b="0"/>
+            <wp:wrapSquare wrapText="largest"/>
+            <wp:docPr id="8" name="Image8" descr=""/>
+            <wp:cNvGraphicFramePr>
+              <a:graphicFrameLocks xmlns:a="http://schemas.openxmlformats.org/drawingml/2006/main" noChangeAspect="1"/>
+            </wp:cNvGraphicFramePr>
+            <a:graphic xmlns:a="http://schemas.openxmlformats.org/drawingml/2006/main">
+              <a:graphicData uri="http://schemas.openxmlformats.org/drawingml/2006/picture">
+                <pic:pic xmlns:pic="http://schemas.openxmlformats.org/drawingml/2006/picture">
+                  <pic:nvPicPr>
+                    <pic:cNvPr id="8" name="Image8" descr=""/>
+                    <pic:cNvPicPr>
+                      <a:picLocks noChangeAspect="1" noChangeArrowheads="1"/>
+                    </pic:cNvPicPr>
+                  </pic:nvPicPr>
+                  <pic:blipFill>
+                    <a:blip r:embed="rId9"/>
+                    <a:stretch>
+                      <a:fillRect/>
+                    </a:stretch>
+                  </pic:blipFill>
+                  <pic:spPr bwMode="auto">
+                    <a:xfrm>
+                      <a:off x="0" y="0"/>
+                      <a:ext cx="5731510" cy="2995295"/>
+                    </a:xfrm>
+                    <a:prstGeom prst="rect">
+                      <a:avLst/>
+                    </a:prstGeom>
+                  </pic:spPr>
+                </pic:pic>
+              </a:graphicData>
+            </a:graphic>
+          </wp:anchor>
+        </w:drawing>
+      </w:r>
+    </w:p>
+    <w:p>
+      <w:pPr>
+        <w:pStyle w:val="Normal"/>
+        <w:widowControl/>
+        <w:bidi w:val="0"/>
+        <w:spacing w:lineRule="auto" w:line="278" w:before="0" w:after="160"/>
+        <w:jc w:val="left"/>
+        <w:rPr/>
+      </w:pPr>
+      <w:r>
+        <w:rPr/>
+        <w:drawing>
+          <wp:anchor behindDoc="0" distT="0" distB="0" distL="0" distR="0" simplePos="0" locked="0" layoutInCell="1" allowOverlap="1" relativeHeight="10">
+            <wp:simplePos x="0" y="0"/>
+            <wp:positionH relativeFrom="column">
+              <wp:align>center</wp:align>
+            </wp:positionH>
+            <wp:positionV relativeFrom="paragraph">
+              <wp:align>top</wp:align>
+            </wp:positionV>
+            <wp:extent cx="5731510" cy="3008630"/>
+            <wp:effectExtent l="0" t="0" r="0" b="0"/>
+            <wp:wrapSquare wrapText="largest"/>
+            <wp:docPr id="9" name="Image9" descr=""/>
+            <wp:cNvGraphicFramePr>
+              <a:graphicFrameLocks xmlns:a="http://schemas.openxmlformats.org/drawingml/2006/main" noChangeAspect="1"/>
+            </wp:cNvGraphicFramePr>
+            <a:graphic xmlns:a="http://schemas.openxmlformats.org/drawingml/2006/main">
+              <a:graphicData uri="http://schemas.openxmlformats.org/drawingml/2006/picture">
+                <pic:pic xmlns:pic="http://schemas.openxmlformats.org/drawingml/2006/picture">
+                  <pic:nvPicPr>
+                    <pic:cNvPr id="9" name="Image9" descr=""/>
+                    <pic:cNvPicPr>
+                      <a:picLocks noChangeAspect="1" noChangeArrowheads="1"/>
+                    </pic:cNvPicPr>
+                  </pic:nvPicPr>
+                  <pic:blipFill>
+                    <a:blip r:embed="rId10"/>
+                    <a:stretch>
+                      <a:fillRect/>
+                    </a:stretch>
+                  </pic:blipFill>
+                  <pic:spPr bwMode="auto">
+                    <a:xfrm>
+                      <a:off x="0" y="0"/>
+                      <a:ext cx="5731510" cy="3008630"/>
+                    </a:xfrm>
+                    <a:prstGeom prst="rect">
+                      <a:avLst/>
+                    </a:prstGeom>
+                  </pic:spPr>
+                </pic:pic>
+              </a:graphicData>
+            </a:graphic>
+          </wp:anchor>
+        </w:drawing>
+      </w:r>
+    </w:p>
     <w:sectPr>
+      <w:type w:val="nextPage"/>
       <w:pgSz w:w="11906" w:h="16838"/>
-      <w:pgMar w:top="1440" w:right="1440" w:bottom="1440" w:left="1440" w:header="720" w:footer="720" w:gutter="0"/>
-      <w:cols w:space="720"/>
-      <w:docGrid w:linePitch="360"/>
+      <w:pgMar w:left="1440" w:right="1440" w:header="0" w:top="1440" w:footer="0" w:bottom="1440" w:gutter="0"/>
+      <w:pgNumType w:fmt="decimal"/>
+      <w:formProt w:val="false"/>
+      <w:textDirection w:val="lrTb"/>
+      <w:docGrid w:type="default" w:linePitch="360" w:charSpace="0"/>
     </w:sectPr>
   </w:body>
 </w:document>
 </file>
 
 <file path=word/numbering.xml><?xml version="1.0" encoding="utf-8"?>
-<w:numbering xmlns:wpc="http://schemas.microsoft.com/office/word/2010/wordprocessingCanvas" xmlns:cx="http://schemas.microsoft.com/office/drawing/2014/chartex" xmlns:cx1="http://schemas.microsoft.com/office/drawing/2015/9/8/chartex" xmlns:cx2="http://schemas.microsoft.com/office/drawing/2015/10/21/chartex" xmlns:cx3="http://schemas.microsoft.com/office/drawing/2016/5/9/chartex" xmlns:cx4="http://schemas.microsoft.com/office/drawing/2016/5/10/chartex" xmlns:cx5="http://schemas.microsoft.com/office/drawing/2016/5/11/chartex" xmlns:cx6="http://schemas.microsoft.com/office/drawing/2016/5/12/chartex" xmlns:cx7="http://schemas.microsoft.com/office/drawing/2016/5/13/chartex" xmlns:cx8="http://schemas.microsoft.com/office/drawing/2016/5/14/chartex" xmlns:mc="http://schemas.openxmlformats.org/markup-compatibility/2006" xmlns:aink="http://schemas.microsoft.com/office/drawing/2016/ink" xmlns:am3d="http://schemas.microsoft.com/office/drawing/2017/model3d" xmlns:o="urn:schemas-microsoft-com:office:office" xmlns:oel="http://schemas.microsoft.com/office/2019/extlst" xmlns:r="http://schemas.openxmlformats.org/officeDocument/2006/relationships" xmlns:m="http://schemas.openxmlformats.org/officeDocument/2006/math" xmlns:v="urn:schemas-microsoft-com:vml" xmlns:wp14="http://schemas.microsoft.com/office/word/2010/wordprocessingDrawing" xmlns:wp="http://schemas.openxmlformats.org/drawingml/2006/wordprocessingDrawing" xmlns:w10="urn:schemas-microsoft-com:office:word" xmlns:w="http://schemas.openxmlformats.org/wordprocessingml/2006/main" xmlns:w14="http://schemas.microsoft.com/office/word/2010/wordml" xmlns:w15="http://schemas.microsoft.com/office/word/2012/wordml" xmlns:w16cex="http://schemas.microsoft.com/office/word/2018/wordml/cex" xmlns:w16cid="http://schemas.microsoft.com/office/word/2016/wordml/cid" xmlns:w16="http://schemas.microsoft.com/office/word/2018/wordml" xmlns:w16du="http://schemas.microsoft.com/office/word/2023/wordml/word16du" xmlns:w16sdtdh="http://schemas.microsoft.com/office/word/2020/wordml/sdtdatahash" xmlns:w16sdtfl="http://schemas.microsoft.com/office/word/2024/wordml/sdtformatlock" xmlns:w16se="http://schemas.microsoft.com/office/word/2015/wordml/symex" xmlns:wpg="http://schemas.microsoft.com/office/word/2010/wordprocessingGroup" xmlns:wpi="http://schemas.microsoft.com/office/word/2010/wordprocessingInk" xmlns:wne="http://schemas.microsoft.com/office/word/2006/wordml" xmlns:wps="http://schemas.microsoft.com/office/word/2010/wordprocessingShape" mc:Ignorable="w14 w15 w16se w16cid w16 w16cex w16sdtdh w16sdtfl w16du wp14">
-  <w:abstractNum w:abstractNumId="0" w15:restartNumberingAfterBreak="0">
-    <w:nsid w:val="0EE35396"/>
-    <w:multiLevelType w:val="multilevel"/>
-    <w:tmpl w:val="C980BD5C"/>
+<w:numbering xmlns:w="http://schemas.openxmlformats.org/wordprocessingml/2006/main" xmlns:o="urn:schemas-microsoft-com:office:office" xmlns:r="http://schemas.openxmlformats.org/officeDocument/2006/relationships" xmlns:v="urn:schemas-microsoft-com:vml">
+  <w:abstractNum w:abstractNumId="1">
     <w:lvl w:ilvl="0">
       <w:start w:val="1"/>
       <w:numFmt w:val="bullet"/>
@@ -707,11 +1127,11 @@
         <w:ind w:left="720" w:hanging="360"/>
       </w:pPr>
       <w:rPr>
-        <w:rFonts w:ascii="Symbol" w:hAnsi="Symbol" w:hint="default"/>
-        <w:sz w:val="20"/>
+        <w:rFonts w:ascii="Symbol" w:hAnsi="Symbol" w:cs="Symbol" w:hint="default"/>
+        <w:sz w:val="28"/>
       </w:rPr>
     </w:lvl>
-    <w:lvl w:ilvl="1" w:tentative="1">
+    <w:lvl w:ilvl="1">
       <w:start w:val="1"/>
       <w:numFmt w:val="bullet"/>
       <w:lvlText w:val="o"/>
@@ -723,11 +1143,11 @@
         <w:ind w:left="1440" w:hanging="360"/>
       </w:pPr>
       <w:rPr>
-        <w:rFonts w:ascii="Courier New" w:hAnsi="Courier New" w:hint="default"/>
+        <w:rFonts w:ascii="Courier New" w:hAnsi="Courier New" w:cs="Courier New" w:hint="default"/>
         <w:sz w:val="20"/>
       </w:rPr>
     </w:lvl>
-    <w:lvl w:ilvl="2" w:tentative="1">
+    <w:lvl w:ilvl="2">
       <w:start w:val="1"/>
       <w:numFmt w:val="bullet"/>
       <w:lvlText w:val=""/>
@@ -739,11 +1159,11 @@
         <w:ind w:left="2160" w:hanging="360"/>
       </w:pPr>
       <w:rPr>
-        <w:rFonts w:ascii="Wingdings" w:hAnsi="Wingdings" w:hint="default"/>
+        <w:rFonts w:ascii="Wingdings" w:hAnsi="Wingdings" w:cs="Wingdings" w:hint="default"/>
         <w:sz w:val="20"/>
       </w:rPr>
     </w:lvl>
-    <w:lvl w:ilvl="3" w:tentative="1">
+    <w:lvl w:ilvl="3">
       <w:start w:val="1"/>
       <w:numFmt w:val="bullet"/>
       <w:lvlText w:val=""/>
@@ -755,11 +1175,11 @@
         <w:ind w:left="2880" w:hanging="360"/>
       </w:pPr>
       <w:rPr>
-        <w:rFonts w:ascii="Wingdings" w:hAnsi="Wingdings" w:hint="default"/>
+        <w:rFonts w:ascii="Wingdings" w:hAnsi="Wingdings" w:cs="Wingdings" w:hint="default"/>
         <w:sz w:val="20"/>
       </w:rPr>
     </w:lvl>
-    <w:lvl w:ilvl="4" w:tentative="1">
+    <w:lvl w:ilvl="4">
       <w:start w:val="1"/>
       <w:numFmt w:val="bullet"/>
       <w:lvlText w:val=""/>
@@ -771,11 +1191,11 @@
         <w:ind w:left="3600" w:hanging="360"/>
       </w:pPr>
       <w:rPr>
-        <w:rFonts w:ascii="Wingdings" w:hAnsi="Wingdings" w:hint="default"/>
+        <w:rFonts w:ascii="Wingdings" w:hAnsi="Wingdings" w:cs="Wingdings" w:hint="default"/>
         <w:sz w:val="20"/>
       </w:rPr>
     </w:lvl>
-    <w:lvl w:ilvl="5" w:tentative="1">
+    <w:lvl w:ilvl="5">
       <w:start w:val="1"/>
       <w:numFmt w:val="bullet"/>
       <w:lvlText w:val=""/>
@@ -787,11 +1207,11 @@
         <w:ind w:left="4320" w:hanging="360"/>
       </w:pPr>
       <w:rPr>
-        <w:rFonts w:ascii="Wingdings" w:hAnsi="Wingdings" w:hint="default"/>
+        <w:rFonts w:ascii="Wingdings" w:hAnsi="Wingdings" w:cs="Wingdings" w:hint="default"/>
         <w:sz w:val="20"/>
       </w:rPr>
     </w:lvl>
-    <w:lvl w:ilvl="6" w:tentative="1">
+    <w:lvl w:ilvl="6">
       <w:start w:val="1"/>
       <w:numFmt w:val="bullet"/>
       <w:lvlText w:val=""/>
@@ -803,11 +1223,11 @@
         <w:ind w:left="5040" w:hanging="360"/>
       </w:pPr>
       <w:rPr>
-        <w:rFonts w:ascii="Wingdings" w:hAnsi="Wingdings" w:hint="default"/>
+        <w:rFonts w:ascii="Wingdings" w:hAnsi="Wingdings" w:cs="Wingdings" w:hint="default"/>
         <w:sz w:val="20"/>
       </w:rPr>
     </w:lvl>
-    <w:lvl w:ilvl="7" w:tentative="1">
+    <w:lvl w:ilvl="7">
       <w:start w:val="1"/>
       <w:numFmt w:val="bullet"/>
       <w:lvlText w:val=""/>
@@ -819,11 +1239,11 @@
         <w:ind w:left="5760" w:hanging="360"/>
       </w:pPr>
       <w:rPr>
-        <w:rFonts w:ascii="Wingdings" w:hAnsi="Wingdings" w:hint="default"/>
+        <w:rFonts w:ascii="Wingdings" w:hAnsi="Wingdings" w:cs="Wingdings" w:hint="default"/>
         <w:sz w:val="20"/>
       </w:rPr>
     </w:lvl>
-    <w:lvl w:ilvl="8" w:tentative="1">
+    <w:lvl w:ilvl="8">
       <w:start w:val="1"/>
       <w:numFmt w:val="bullet"/>
       <w:lvlText w:val=""/>
@@ -835,45 +1255,138 @@
         <w:ind w:left="6480" w:hanging="360"/>
       </w:pPr>
       <w:rPr>
-        <w:rFonts w:ascii="Wingdings" w:hAnsi="Wingdings" w:hint="default"/>
+        <w:rFonts w:ascii="Wingdings" w:hAnsi="Wingdings" w:cs="Wingdings" w:hint="default"/>
         <w:sz w:val="20"/>
       </w:rPr>
     </w:lvl>
   </w:abstractNum>
-  <w:num w:numId="1" w16cid:durableId="349768855">
-    <w:abstractNumId w:val="0"/>
+  <w:abstractNum w:abstractNumId="2">
+    <w:lvl w:ilvl="0">
+      <w:start w:val="1"/>
+      <w:numFmt w:val="none"/>
+      <w:suff w:val="nothing"/>
+      <w:lvlText w:val=""/>
+      <w:lvlJc w:val="left"/>
+      <w:pPr>
+        <w:ind w:left="0" w:hanging="0"/>
+      </w:pPr>
+    </w:lvl>
+    <w:lvl w:ilvl="1">
+      <w:start w:val="1"/>
+      <w:numFmt w:val="none"/>
+      <w:suff w:val="nothing"/>
+      <w:lvlText w:val=""/>
+      <w:lvlJc w:val="left"/>
+      <w:pPr>
+        <w:ind w:left="0" w:hanging="0"/>
+      </w:pPr>
+    </w:lvl>
+    <w:lvl w:ilvl="2">
+      <w:start w:val="1"/>
+      <w:numFmt w:val="none"/>
+      <w:suff w:val="nothing"/>
+      <w:lvlText w:val=""/>
+      <w:lvlJc w:val="left"/>
+      <w:pPr>
+        <w:ind w:left="0" w:hanging="0"/>
+      </w:pPr>
+    </w:lvl>
+    <w:lvl w:ilvl="3">
+      <w:start w:val="1"/>
+      <w:numFmt w:val="none"/>
+      <w:suff w:val="nothing"/>
+      <w:lvlText w:val=""/>
+      <w:lvlJc w:val="left"/>
+      <w:pPr>
+        <w:ind w:left="0" w:hanging="0"/>
+      </w:pPr>
+    </w:lvl>
+    <w:lvl w:ilvl="4">
+      <w:start w:val="1"/>
+      <w:numFmt w:val="none"/>
+      <w:suff w:val="nothing"/>
+      <w:lvlText w:val=""/>
+      <w:lvlJc w:val="left"/>
+      <w:pPr>
+        <w:ind w:left="0" w:hanging="0"/>
+      </w:pPr>
+    </w:lvl>
+    <w:lvl w:ilvl="5">
+      <w:start w:val="1"/>
+      <w:numFmt w:val="none"/>
+      <w:suff w:val="nothing"/>
+      <w:lvlText w:val=""/>
+      <w:lvlJc w:val="left"/>
+      <w:pPr>
+        <w:ind w:left="0" w:hanging="0"/>
+      </w:pPr>
+    </w:lvl>
+    <w:lvl w:ilvl="6">
+      <w:start w:val="1"/>
+      <w:numFmt w:val="none"/>
+      <w:suff w:val="nothing"/>
+      <w:lvlText w:val=""/>
+      <w:lvlJc w:val="left"/>
+      <w:pPr>
+        <w:ind w:left="0" w:hanging="0"/>
+      </w:pPr>
+    </w:lvl>
+    <w:lvl w:ilvl="7">
+      <w:start w:val="1"/>
+      <w:numFmt w:val="none"/>
+      <w:suff w:val="nothing"/>
+      <w:lvlText w:val=""/>
+      <w:lvlJc w:val="left"/>
+      <w:pPr>
+        <w:ind w:left="0" w:hanging="0"/>
+      </w:pPr>
+    </w:lvl>
+    <w:lvl w:ilvl="8">
+      <w:start w:val="1"/>
+      <w:numFmt w:val="none"/>
+      <w:suff w:val="nothing"/>
+      <w:lvlText w:val=""/>
+      <w:lvlJc w:val="left"/>
+      <w:pPr>
+        <w:ind w:left="0" w:hanging="0"/>
+      </w:pPr>
+    </w:lvl>
+  </w:abstractNum>
+  <w:num w:numId="1">
+    <w:abstractNumId w:val="1"/>
+  </w:num>
+  <w:num w:numId="2">
+    <w:abstractNumId w:val="2"/>
   </w:num>
 </w:numbering>
 </file>
 
 <file path=word/styles.xml><?xml version="1.0" encoding="utf-8"?>
-<w:styles xmlns:mc="http://schemas.openxmlformats.org/markup-compatibility/2006" xmlns:r="http://schemas.openxmlformats.org/officeDocument/2006/relationships" xmlns:w="http://schemas.openxmlformats.org/wordprocessingml/2006/main" xmlns:w14="http://schemas.microsoft.com/office/word/2010/wordml" xmlns:w15="http://schemas.microsoft.com/office/word/2012/wordml" xmlns:w16cex="http://schemas.microsoft.com/office/word/2018/wordml/cex" xmlns:w16cid="http://schemas.microsoft.com/office/word/2016/wordml/cid" xmlns:w16="http://schemas.microsoft.com/office/word/2018/wordml" xmlns:w16du="http://schemas.microsoft.com/office/word/2023/wordml/word16du" xmlns:w16sdtdh="http://schemas.microsoft.com/office/word/2020/wordml/sdtdatahash" xmlns:w16sdtfl="http://schemas.microsoft.com/office/word/2024/wordml/sdtformatlock" xmlns:w16se="http://schemas.microsoft.com/office/word/2015/wordml/symex" mc:Ignorable="w14 w15 w16se w16cid w16 w16cex w16sdtdh w16sdtfl w16du">
+<w:styles xmlns:w="http://schemas.openxmlformats.org/wordprocessingml/2006/main" xmlns:w14="http://schemas.microsoft.com/office/word/2010/wordml" xmlns:mc="http://schemas.openxmlformats.org/markup-compatibility/2006" mc:Ignorable="w14">
   <w:docDefaults>
     <w:rPrDefault>
       <w:rPr>
-        <w:rFonts w:asciiTheme="minorHAnsi" w:eastAsiaTheme="minorHAnsi" w:hAnsiTheme="minorHAnsi" w:cstheme="minorBidi"/>
+        <w:rFonts w:ascii="Aptos" w:hAnsi="Aptos" w:eastAsia="Aptos" w:cs="" w:asciiTheme="minorHAnsi" w:cstheme="minorBidi" w:eastAsiaTheme="minorHAnsi" w:hAnsiTheme="minorHAnsi"/>
         <w:sz w:val="24"/>
         <w:szCs w:val="24"/>
         <w:lang w:val="ru-RU" w:eastAsia="en-US" w:bidi="ar-SA"/>
       </w:rPr>
     </w:rPrDefault>
     <w:pPrDefault>
-      <w:pPr>
-        <w:spacing w:after="160" w:line="279" w:lineRule="auto"/>
-      </w:pPr>
+      <w:pPr/>
     </w:pPrDefault>
   </w:docDefaults>
   <w:latentStyles w:defLockedState="0" w:defUIPriority="99" w:defSemiHidden="0" w:defUnhideWhenUsed="0" w:defQFormat="0" w:count="376">
     <w:lsdException w:name="Normal" w:uiPriority="0" w:qFormat="1"/>
     <w:lsdException w:name="heading 1" w:uiPriority="9" w:qFormat="1"/>
-    <w:lsdException w:name="heading 2" w:semiHidden="1" w:uiPriority="9" w:unhideWhenUsed="1" w:qFormat="1"/>
-    <w:lsdException w:name="heading 3" w:semiHidden="1" w:uiPriority="9" w:unhideWhenUsed="1" w:qFormat="1"/>
-    <w:lsdException w:name="heading 4" w:semiHidden="1" w:uiPriority="9" w:unhideWhenUsed="1" w:qFormat="1"/>
-    <w:lsdException w:name="heading 5" w:semiHidden="1" w:uiPriority="9" w:unhideWhenUsed="1" w:qFormat="1"/>
-    <w:lsdException w:name="heading 6" w:semiHidden="1" w:uiPriority="9" w:unhideWhenUsed="1" w:qFormat="1"/>
-    <w:lsdException w:name="heading 7" w:semiHidden="1" w:uiPriority="9" w:unhideWhenUsed="1" w:qFormat="1"/>
-    <w:lsdException w:name="heading 8" w:semiHidden="1" w:uiPriority="9" w:unhideWhenUsed="1" w:qFormat="1"/>
-    <w:lsdException w:name="heading 9" w:semiHidden="1" w:uiPriority="9" w:unhideWhenUsed="1" w:qFormat="1"/>
+    <w:lsdException w:name="heading 2" w:uiPriority="9" w:semiHidden="1" w:unhideWhenUsed="1" w:qFormat="1"/>
+    <w:lsdException w:name="heading 3" w:uiPriority="9" w:semiHidden="1" w:unhideWhenUsed="1" w:qFormat="1"/>
+    <w:lsdException w:name="heading 4" w:uiPriority="9" w:semiHidden="1" w:unhideWhenUsed="1" w:qFormat="1"/>
+    <w:lsdException w:name="heading 5" w:uiPriority="9" w:semiHidden="1" w:unhideWhenUsed="1" w:qFormat="1"/>
+    <w:lsdException w:name="heading 6" w:uiPriority="9" w:semiHidden="1" w:unhideWhenUsed="1" w:qFormat="1"/>
+    <w:lsdException w:name="heading 7" w:uiPriority="9" w:semiHidden="1" w:unhideWhenUsed="1" w:qFormat="1"/>
+    <w:lsdException w:name="heading 8" w:uiPriority="9" w:semiHidden="1" w:unhideWhenUsed="1" w:qFormat="1"/>
+    <w:lsdException w:name="heading 9" w:uiPriority="9" w:semiHidden="1" w:unhideWhenUsed="1" w:qFormat="1"/>
     <w:lsdException w:name="index 1" w:semiHidden="1" w:unhideWhenUsed="1"/>
     <w:lsdException w:name="index 2" w:semiHidden="1" w:unhideWhenUsed="1"/>
     <w:lsdException w:name="index 3" w:semiHidden="1" w:unhideWhenUsed="1"/>
@@ -883,22 +1396,22 @@
     <w:lsdException w:name="index 7" w:semiHidden="1" w:unhideWhenUsed="1"/>
     <w:lsdException w:name="index 8" w:semiHidden="1" w:unhideWhenUsed="1"/>
     <w:lsdException w:name="index 9" w:semiHidden="1" w:unhideWhenUsed="1"/>
-    <w:lsdException w:name="toc 1" w:semiHidden="1" w:uiPriority="39" w:unhideWhenUsed="1"/>
-    <w:lsdException w:name="toc 2" w:semiHidden="1" w:uiPriority="39" w:unhideWhenUsed="1"/>
-    <w:lsdException w:name="toc 3" w:semiHidden="1" w:uiPriority="39" w:unhideWhenUsed="1"/>
-    <w:lsdException w:name="toc 4" w:semiHidden="1" w:uiPriority="39" w:unhideWhenUsed="1"/>
-    <w:lsdException w:name="toc 5" w:semiHidden="1" w:uiPriority="39" w:unhideWhenUsed="1"/>
-    <w:lsdException w:name="toc 6" w:semiHidden="1" w:uiPriority="39" w:unhideWhenUsed="1"/>
-    <w:lsdException w:name="toc 7" w:semiHidden="1" w:uiPriority="39" w:unhideWhenUsed="1"/>
-    <w:lsdException w:name="toc 8" w:semiHidden="1" w:uiPriority="39" w:unhideWhenUsed="1"/>
-    <w:lsdException w:name="toc 9" w:semiHidden="1" w:uiPriority="39" w:unhideWhenUsed="1"/>
+    <w:lsdException w:name="toc 1" w:uiPriority="39" w:semiHidden="1" w:unhideWhenUsed="1"/>
+    <w:lsdException w:name="toc 2" w:uiPriority="39" w:semiHidden="1" w:unhideWhenUsed="1"/>
+    <w:lsdException w:name="toc 3" w:uiPriority="39" w:semiHidden="1" w:unhideWhenUsed="1"/>
+    <w:lsdException w:name="toc 4" w:uiPriority="39" w:semiHidden="1" w:unhideWhenUsed="1"/>
+    <w:lsdException w:name="toc 5" w:uiPriority="39" w:semiHidden="1" w:unhideWhenUsed="1"/>
+    <w:lsdException w:name="toc 6" w:uiPriority="39" w:semiHidden="1" w:unhideWhenUsed="1"/>
+    <w:lsdException w:name="toc 7" w:uiPriority="39" w:semiHidden="1" w:unhideWhenUsed="1"/>
+    <w:lsdException w:name="toc 8" w:uiPriority="39" w:semiHidden="1" w:unhideWhenUsed="1"/>
+    <w:lsdException w:name="toc 9" w:uiPriority="39" w:semiHidden="1" w:unhideWhenUsed="1"/>
     <w:lsdException w:name="Normal Indent" w:semiHidden="1" w:unhideWhenUsed="1"/>
     <w:lsdException w:name="footnote text" w:semiHidden="1" w:unhideWhenUsed="1"/>
     <w:lsdException w:name="annotation text" w:semiHidden="1" w:unhideWhenUsed="1"/>
     <w:lsdException w:name="header" w:semiHidden="1" w:unhideWhenUsed="1"/>
     <w:lsdException w:name="footer" w:semiHidden="1" w:unhideWhenUsed="1"/>
     <w:lsdException w:name="index heading" w:semiHidden="1" w:unhideWhenUsed="1"/>
-    <w:lsdException w:name="caption" w:semiHidden="1" w:uiPriority="35" w:unhideWhenUsed="1" w:qFormat="1"/>
+    <w:lsdException w:name="caption" w:uiPriority="35" w:semiHidden="1" w:unhideWhenUsed="1" w:qFormat="1"/>
     <w:lsdException w:name="table of figures" w:semiHidden="1" w:unhideWhenUsed="1"/>
     <w:lsdException w:name="envelope address" w:semiHidden="1" w:unhideWhenUsed="1"/>
     <w:lsdException w:name="envelope return" w:semiHidden="1" w:unhideWhenUsed="1"/>
@@ -929,7 +1442,7 @@
     <w:lsdException w:name="Title" w:uiPriority="10" w:qFormat="1"/>
     <w:lsdException w:name="Closing" w:semiHidden="1" w:unhideWhenUsed="1"/>
     <w:lsdException w:name="Signature" w:semiHidden="1" w:unhideWhenUsed="1"/>
-    <w:lsdException w:name="Default Paragraph Font" w:semiHidden="1" w:uiPriority="1" w:unhideWhenUsed="1"/>
+    <w:lsdException w:name="Default Paragraph Font" w:uiPriority="1" w:semiHidden="1" w:unhideWhenUsed="1"/>
     <w:lsdException w:name="Body Text" w:semiHidden="1" w:unhideWhenUsed="1"/>
     <w:lsdException w:name="Body Text Indent" w:semiHidden="1" w:unhideWhenUsed="1"/>
     <w:lsdException w:name="List Continue" w:semiHidden="1" w:unhideWhenUsed="1"/>
@@ -1129,8 +1642,8 @@
     <w:lsdException w:name="Subtle Reference" w:uiPriority="31" w:qFormat="1"/>
     <w:lsdException w:name="Intense Reference" w:uiPriority="32" w:qFormat="1"/>
     <w:lsdException w:name="Book Title" w:uiPriority="33" w:qFormat="1"/>
-    <w:lsdException w:name="Bibliography" w:semiHidden="1" w:uiPriority="37" w:unhideWhenUsed="1"/>
-    <w:lsdException w:name="TOC Heading" w:semiHidden="1" w:uiPriority="39" w:unhideWhenUsed="1" w:qFormat="1"/>
+    <w:lsdException w:name="Bibliography" w:uiPriority="37" w:semiHidden="1" w:unhideWhenUsed="1"/>
+    <w:lsdException w:name="TOC Heading" w:uiPriority="39" w:semiHidden="1" w:unhideWhenUsed="1" w:qFormat="1"/>
     <w:lsdException w:name="Plain Table 1" w:uiPriority="41"/>
     <w:lsdException w:name="Plain Table 2" w:uiPriority="42"/>
     <w:lsdException w:name="Plain Table 3" w:uiPriority="43"/>
@@ -1241,14 +1754,159 @@
     <w:lsdException w:name="Unresolved Mention" w:semiHidden="1" w:unhideWhenUsed="1"/>
     <w:lsdException w:name="Smart Link" w:semiHidden="1" w:unhideWhenUsed="1"/>
   </w:latentStyles>
-  <w:style w:type="paragraph" w:default="1" w:styleId="a">
+  <w:style w:type="paragraph" w:styleId="Normal" w:default="1">
     <w:name w:val="Normal"/>
     <w:qFormat/>
+    <w:pPr>
+      <w:widowControl/>
+      <w:bidi w:val="0"/>
+      <w:spacing w:lineRule="auto" w:line="278" w:before="0" w:after="160"/>
+      <w:jc w:val="left"/>
+    </w:pPr>
+    <w:rPr>
+      <w:rFonts w:ascii="Aptos" w:hAnsi="Aptos" w:eastAsia="Aptos" w:cs="" w:asciiTheme="minorHAnsi" w:cstheme="minorBidi" w:eastAsiaTheme="minorHAnsi" w:hAnsiTheme="minorHAnsi"/>
+      <w:color w:val="auto"/>
+      <w:kern w:val="0"/>
+      <w:sz w:val="24"/>
+      <w:szCs w:val="24"/>
+      <w:lang w:val="ru-RU" w:eastAsia="en-US" w:bidi="ar-SA"/>
+    </w:rPr>
   </w:style>
-  <w:style w:type="character" w:default="1" w:styleId="a0">
+  <w:style w:type="character" w:styleId="DefaultParagraphFont" w:default="1">
     <w:name w:val="Default Paragraph Font"/>
     <w:uiPriority w:val="1"/>
     <w:unhideWhenUsed/>
+    <w:qFormat/>
+    <w:rPr/>
+  </w:style>
+  <w:style w:type="character" w:styleId="ListLabel1">
+    <w:name w:val="ListLabel 1"/>
+    <w:qFormat/>
+    <w:rPr>
+      <w:rFonts w:ascii="Times New Roman" w:hAnsi="Times New Roman"/>
+      <w:sz w:val="28"/>
+    </w:rPr>
+  </w:style>
+  <w:style w:type="character" w:styleId="ListLabel2">
+    <w:name w:val="ListLabel 2"/>
+    <w:qFormat/>
+    <w:rPr>
+      <w:sz w:val="20"/>
+    </w:rPr>
+  </w:style>
+  <w:style w:type="character" w:styleId="ListLabel3">
+    <w:name w:val="ListLabel 3"/>
+    <w:qFormat/>
+    <w:rPr>
+      <w:sz w:val="20"/>
+    </w:rPr>
+  </w:style>
+  <w:style w:type="character" w:styleId="ListLabel4">
+    <w:name w:val="ListLabel 4"/>
+    <w:qFormat/>
+    <w:rPr>
+      <w:sz w:val="20"/>
+    </w:rPr>
+  </w:style>
+  <w:style w:type="character" w:styleId="ListLabel5">
+    <w:name w:val="ListLabel 5"/>
+    <w:qFormat/>
+    <w:rPr>
+      <w:sz w:val="20"/>
+    </w:rPr>
+  </w:style>
+  <w:style w:type="character" w:styleId="ListLabel6">
+    <w:name w:val="ListLabel 6"/>
+    <w:qFormat/>
+    <w:rPr>
+      <w:sz w:val="20"/>
+    </w:rPr>
+  </w:style>
+  <w:style w:type="character" w:styleId="ListLabel7">
+    <w:name w:val="ListLabel 7"/>
+    <w:qFormat/>
+    <w:rPr>
+      <w:sz w:val="20"/>
+    </w:rPr>
+  </w:style>
+  <w:style w:type="character" w:styleId="ListLabel8">
+    <w:name w:val="ListLabel 8"/>
+    <w:qFormat/>
+    <w:rPr>
+      <w:sz w:val="20"/>
+    </w:rPr>
+  </w:style>
+  <w:style w:type="character" w:styleId="ListLabel9">
+    <w:name w:val="ListLabel 9"/>
+    <w:qFormat/>
+    <w:rPr>
+      <w:sz w:val="20"/>
+    </w:rPr>
+  </w:style>
+  <w:style w:type="paragraph" w:styleId="Heading">
+    <w:name w:val="Heading"/>
+    <w:basedOn w:val="Normal"/>
+    <w:next w:val="TextBody"/>
+    <w:qFormat/>
+    <w:pPr>
+      <w:keepNext w:val="true"/>
+      <w:spacing w:before="240" w:after="120"/>
+    </w:pPr>
+    <w:rPr>
+      <w:rFonts w:ascii="Arial" w:hAnsi="Arial" w:eastAsia="Microsoft YaHei" w:cs="Arial"/>
+      <w:sz w:val="28"/>
+      <w:szCs w:val="28"/>
+    </w:rPr>
+  </w:style>
+  <w:style w:type="paragraph" w:styleId="TextBody">
+    <w:name w:val="Body Text"/>
+    <w:basedOn w:val="Normal"/>
+    <w:pPr>
+      <w:spacing w:lineRule="auto" w:line="276" w:before="0" w:after="140"/>
+    </w:pPr>
+    <w:rPr/>
+  </w:style>
+  <w:style w:type="paragraph" w:styleId="List">
+    <w:name w:val="List"/>
+    <w:basedOn w:val="TextBody"/>
+    <w:pPr/>
+    <w:rPr>
+      <w:rFonts w:cs="Arial"/>
+    </w:rPr>
+  </w:style>
+  <w:style w:type="paragraph" w:styleId="Caption">
+    <w:name w:val="Caption"/>
+    <w:basedOn w:val="Normal"/>
+    <w:qFormat/>
+    <w:pPr>
+      <w:suppressLineNumbers/>
+      <w:spacing w:before="120" w:after="120"/>
+    </w:pPr>
+    <w:rPr>
+      <w:rFonts w:cs="Arial"/>
+      <w:i/>
+      <w:iCs/>
+      <w:sz w:val="24"/>
+      <w:szCs w:val="24"/>
+    </w:rPr>
+  </w:style>
+  <w:style w:type="paragraph" w:styleId="Index">
+    <w:name w:val="Index"/>
+    <w:basedOn w:val="Normal"/>
+    <w:qFormat/>
+    <w:pPr>
+      <w:suppressLineNumbers/>
+    </w:pPr>
+    <w:rPr>
+      <w:rFonts w:cs="Arial"/>
+    </w:rPr>
+  </w:style>
+  <w:style w:type="numbering" w:styleId="NoList" w:default="1">
+    <w:name w:val="No List"/>
+    <w:uiPriority w:val="99"/>
+    <w:semiHidden/>
+    <w:unhideWhenUsed/>
+    <w:qFormat/>
   </w:style>
   <w:style w:type="table" w:default="1" w:styleId="a1">
     <w:name w:val="Normal Table"/>
@@ -1264,12 +1922,6 @@
         <w:right w:w="108" w:type="dxa"/>
       </w:tblCellMar>
     </w:tblPr>
-  </w:style>
-  <w:style w:type="numbering" w:default="1" w:styleId="a2">
-    <w:name w:val="No List"/>
-    <w:uiPriority w:val="99"/>
-    <w:semiHidden/>
-    <w:unhideWhenUsed/>
   </w:style>
 </w:styles>
 </file>
